--- a/research/global-institutions/global-landscape-2026.docx
+++ b/research/global-institutions/global-landscape-2026.docx
@@ -5,7 +5,7 @@
     <w:p>
       <w:pPr>
         <w:spacing w:after="280"/>
-        <w:jc w:val="right"/>
+        <w:jc w:val="start"/>
         <w:bidi w:val="1"/>
       </w:pPr>
       <w:r>
@@ -45,7 +45,7 @@
     </w:p>
     <w:p>
       <w:pPr>
-        <w:jc w:val="right"/>
+        <w:jc w:val="start"/>
         <w:bidi w:val="1"/>
       </w:pPr>
       <w:r>
@@ -63,7 +63,7 @@
     <w:p>
       <w:pPr>
         <w:spacing w:after="420" w:line="324" w:lineRule="auto"/>
-        <w:jc w:val="right"/>
+        <w:jc w:val="start"/>
         <w:bidi w:val="1"/>
       </w:pPr>
       <w:r>
@@ -81,7 +81,7 @@
     <w:p>
       <w:pPr>
         <w:spacing w:after="300" w:line="300" w:lineRule="auto"/>
-        <w:jc w:val="right"/>
+        <w:jc w:val="start"/>
         <w:bidi w:val="1"/>
       </w:pPr>
       <w:r>
@@ -99,7 +99,7 @@
     <w:p>
       <w:pPr>
         <w:spacing w:after="500" w:line="312" w:lineRule="auto"/>
-        <w:jc w:val="right"/>
+        <w:jc w:val="start"/>
         <w:bidi w:val="1"/>
       </w:pPr>
       <w:r>
@@ -146,7 +146,7 @@
           </w:tcPr>
           <w:p>
             <w:pPr>
-              <w:jc w:val="right"/>
+              <w:jc w:val="start"/>
               <w:bidi w:val="1"/>
             </w:pPr>
             <w:r>
@@ -163,7 +163,7 @@
           </w:p>
           <w:p>
             <w:pPr>
-              <w:jc w:val="right"/>
+              <w:jc w:val="start"/>
               <w:bidi w:val="1"/>
             </w:pPr>
             <w:r>
@@ -189,7 +189,7 @@
     <w:p>
       <w:pPr>
         <w:spacing w:after="200" w:line="324" w:lineRule="auto"/>
-        <w:jc w:val="right"/>
+        <w:jc w:val="start"/>
         <w:bidi w:val="1"/>
       </w:pPr>
       <w:r>
@@ -207,7 +207,7 @@
     <w:p>
       <w:pPr>
         <w:spacing w:after="120" w:line="324" w:lineRule="auto"/>
-        <w:jc w:val="right"/>
+        <w:jc w:val="start"/>
         <w:bidi w:val="1"/>
       </w:pPr>
       <w:r>
@@ -225,7 +225,7 @@
     <w:p>
       <w:pPr>
         <w:spacing w:after="120" w:line="324" w:lineRule="auto"/>
-        <w:jc w:val="right"/>
+        <w:jc w:val="start"/>
         <w:bidi w:val="1"/>
       </w:pPr>
       <w:r>
@@ -243,7 +243,7 @@
     <w:p>
       <w:pPr>
         <w:spacing w:after="300" w:line="324" w:lineRule="auto"/>
-        <w:jc w:val="right"/>
+        <w:jc w:val="start"/>
         <w:bidi w:val="1"/>
       </w:pPr>
       <w:r>
@@ -261,7 +261,7 @@
     <w:p>
       <w:pPr>
         <w:spacing w:after="0" w:line="324" w:lineRule="auto"/>
-        <w:jc w:val="right"/>
+        <w:jc w:val="start"/>
         <w:bidi w:val="1"/>
       </w:pPr>
       <w:r>
@@ -285,7 +285,7 @@
       <w:pPr>
         <w:pStyle w:val="Heading1"/>
         <w:spacing w:before="240" w:after="140"/>
-        <w:jc w:val="right"/>
+        <w:jc w:val="start"/>
         <w:keepNext/>
         <w:bidi w:val="1"/>
       </w:pPr>
@@ -339,7 +339,7 @@
           </w:tcPr>
           <w:p>
             <w:pPr>
-              <w:jc w:val="right"/>
+              <w:jc w:val="start"/>
               <w:bidi w:val="1"/>
             </w:pPr>
             <w:r>
@@ -369,7 +369,7 @@
           </w:tcPr>
           <w:p>
             <w:pPr>
-              <w:jc w:val="right"/>
+              <w:jc w:val="start"/>
               <w:bidi w:val="1"/>
             </w:pPr>
             <w:r>
@@ -401,7 +401,7 @@
           </w:tcPr>
           <w:p>
             <w:pPr>
-              <w:jc w:val="right"/>
+              <w:jc w:val="start"/>
               <w:bidi w:val="1"/>
             </w:pPr>
             <w:r>
@@ -431,7 +431,7 @@
           </w:tcPr>
           <w:p>
             <w:pPr>
-              <w:jc w:val="right"/>
+              <w:jc w:val="start"/>
               <w:bidi w:val="1"/>
             </w:pPr>
             <w:r>
@@ -462,7 +462,7 @@
           </w:tcPr>
           <w:p>
             <w:pPr>
-              <w:jc w:val="right"/>
+              <w:jc w:val="start"/>
               <w:bidi w:val="1"/>
             </w:pPr>
             <w:r>
@@ -491,7 +491,7 @@
           </w:tcPr>
           <w:p>
             <w:pPr>
-              <w:jc w:val="right"/>
+              <w:jc w:val="start"/>
               <w:bidi w:val="1"/>
             </w:pPr>
             <w:r>
@@ -523,7 +523,7 @@
           </w:tcPr>
           <w:p>
             <w:pPr>
-              <w:jc w:val="right"/>
+              <w:jc w:val="start"/>
               <w:bidi w:val="1"/>
             </w:pPr>
             <w:r>
@@ -553,7 +553,7 @@
           </w:tcPr>
           <w:p>
             <w:pPr>
-              <w:jc w:val="right"/>
+              <w:jc w:val="start"/>
               <w:bidi w:val="1"/>
             </w:pPr>
             <w:r>
@@ -584,7 +584,7 @@
           </w:tcPr>
           <w:p>
             <w:pPr>
-              <w:jc w:val="right"/>
+              <w:jc w:val="start"/>
               <w:bidi w:val="1"/>
             </w:pPr>
             <w:r>
@@ -613,7 +613,7 @@
           </w:tcPr>
           <w:p>
             <w:pPr>
-              <w:jc w:val="right"/>
+              <w:jc w:val="start"/>
               <w:bidi w:val="1"/>
             </w:pPr>
             <w:r>
@@ -645,7 +645,7 @@
           </w:tcPr>
           <w:p>
             <w:pPr>
-              <w:jc w:val="right"/>
+              <w:jc w:val="start"/>
               <w:bidi w:val="1"/>
             </w:pPr>
             <w:r>
@@ -675,7 +675,7 @@
           </w:tcPr>
           <w:p>
             <w:pPr>
-              <w:jc w:val="right"/>
+              <w:jc w:val="start"/>
               <w:bidi w:val="1"/>
             </w:pPr>
             <w:r>
@@ -706,7 +706,7 @@
           </w:tcPr>
           <w:p>
             <w:pPr>
-              <w:jc w:val="right"/>
+              <w:jc w:val="start"/>
               <w:bidi w:val="1"/>
             </w:pPr>
             <w:r>
@@ -735,7 +735,7 @@
           </w:tcPr>
           <w:p>
             <w:pPr>
-              <w:jc w:val="right"/>
+              <w:jc w:val="start"/>
               <w:bidi w:val="1"/>
             </w:pPr>
             <w:r>
@@ -767,7 +767,7 @@
           </w:tcPr>
           <w:p>
             <w:pPr>
-              <w:jc w:val="right"/>
+              <w:jc w:val="start"/>
               <w:bidi w:val="1"/>
             </w:pPr>
             <w:r>
@@ -797,7 +797,7 @@
           </w:tcPr>
           <w:p>
             <w:pPr>
-              <w:jc w:val="right"/>
+              <w:jc w:val="start"/>
               <w:bidi w:val="1"/>
             </w:pPr>
             <w:r>
@@ -828,7 +828,7 @@
           </w:tcPr>
           <w:p>
             <w:pPr>
-              <w:jc w:val="right"/>
+              <w:jc w:val="start"/>
               <w:bidi w:val="1"/>
             </w:pPr>
             <w:r>
@@ -857,7 +857,7 @@
           </w:tcPr>
           <w:p>
             <w:pPr>
-              <w:jc w:val="right"/>
+              <w:jc w:val="start"/>
               <w:bidi w:val="1"/>
             </w:pPr>
             <w:r>
@@ -884,7 +884,7 @@
       <w:pPr>
         <w:pStyle w:val="Heading2"/>
         <w:spacing w:before="160" w:after="140"/>
-        <w:jc w:val="right"/>
+        <w:jc w:val="start"/>
         <w:keepNext/>
         <w:bidi w:val="1"/>
       </w:pPr>
@@ -903,7 +903,7 @@
     <w:p>
       <w:pPr>
         <w:spacing w:after="100" w:line="324" w:lineRule="auto"/>
-        <w:jc w:val="right"/>
+        <w:jc w:val="start"/>
         <w:bidi w:val="1"/>
       </w:pPr>
       <w:r>
@@ -920,7 +920,7 @@
       <w:pPr>
         <w:pStyle w:val="Heading2"/>
         <w:spacing w:before="160" w:after="140"/>
-        <w:jc w:val="right"/>
+        <w:jc w:val="start"/>
         <w:keepNext/>
         <w:bidi w:val="1"/>
       </w:pPr>
@@ -939,7 +939,7 @@
     <w:p>
       <w:pPr>
         <w:spacing w:after="100" w:line="324" w:lineRule="auto"/>
-        <w:jc w:val="right"/>
+        <w:jc w:val="start"/>
         <w:bidi w:val="1"/>
       </w:pPr>
       <w:r>
@@ -984,7 +984,7 @@
           </w:tcPr>
           <w:p>
             <w:pPr>
-              <w:jc w:val="right"/>
+              <w:jc w:val="start"/>
               <w:bidi w:val="1"/>
             </w:pPr>
             <w:r>
@@ -1001,7 +1001,7 @@
           </w:p>
           <w:p>
             <w:pPr>
-              <w:jc w:val="right"/>
+              <w:jc w:val="start"/>
               <w:bidi w:val="1"/>
             </w:pPr>
             <w:r>
@@ -1028,7 +1028,7 @@
       <w:pPr>
         <w:pStyle w:val="Heading1"/>
         <w:spacing w:before="240" w:after="140"/>
-        <w:jc w:val="right"/>
+        <w:jc w:val="start"/>
         <w:keepNext/>
         <w:bidi w:val="1"/>
       </w:pPr>
@@ -1047,7 +1047,7 @@
     <w:p>
       <w:pPr>
         <w:spacing w:after="140" w:line="276" w:lineRule="auto"/>
-        <w:jc w:val="right"/>
+        <w:jc w:val="start"/>
         <w:bidi w:val="1"/>
       </w:pPr>
       <w:r>
@@ -1064,7 +1064,7 @@
     <w:p>
       <w:pPr>
         <w:spacing w:after="140" w:line="276" w:lineRule="auto"/>
-        <w:jc w:val="right"/>
+        <w:jc w:val="start"/>
         <w:bidi w:val="1"/>
       </w:pPr>
       <w:r>
@@ -1081,7 +1081,7 @@
     <w:p>
       <w:pPr>
         <w:spacing w:after="140" w:line="276" w:lineRule="auto"/>
-        <w:jc w:val="right"/>
+        <w:jc w:val="start"/>
         <w:bidi w:val="1"/>
       </w:pPr>
       <w:r>
@@ -1098,7 +1098,7 @@
     <w:p>
       <w:pPr>
         <w:spacing w:after="140" w:line="276" w:lineRule="auto"/>
-        <w:jc w:val="right"/>
+        <w:jc w:val="start"/>
         <w:bidi w:val="1"/>
       </w:pPr>
       <w:r>
@@ -1115,7 +1115,7 @@
     <w:p>
       <w:pPr>
         <w:spacing w:after="140" w:line="276" w:lineRule="auto"/>
-        <w:jc w:val="right"/>
+        <w:jc w:val="start"/>
         <w:bidi w:val="1"/>
       </w:pPr>
       <w:r>
@@ -1132,7 +1132,7 @@
     <w:p>
       <w:pPr>
         <w:spacing w:after="140" w:line="276" w:lineRule="auto"/>
-        <w:jc w:val="right"/>
+        <w:jc w:val="start"/>
         <w:bidi w:val="1"/>
       </w:pPr>
       <w:r>
@@ -1149,7 +1149,7 @@
     <w:p>
       <w:pPr>
         <w:spacing w:after="140" w:line="276" w:lineRule="auto"/>
-        <w:jc w:val="right"/>
+        <w:jc w:val="start"/>
         <w:bidi w:val="1"/>
       </w:pPr>
       <w:r>
@@ -1166,7 +1166,7 @@
     <w:p>
       <w:pPr>
         <w:spacing w:after="140" w:line="276" w:lineRule="auto"/>
-        <w:jc w:val="right"/>
+        <w:jc w:val="start"/>
         <w:bidi w:val="1"/>
       </w:pPr>
       <w:r>
@@ -1183,7 +1183,7 @@
     <w:p>
       <w:pPr>
         <w:spacing w:after="140" w:line="276" w:lineRule="auto"/>
-        <w:jc w:val="right"/>
+        <w:jc w:val="start"/>
         <w:bidi w:val="1"/>
       </w:pPr>
       <w:r>
@@ -1200,7 +1200,7 @@
     <w:p>
       <w:pPr>
         <w:spacing w:after="140" w:line="276" w:lineRule="auto"/>
-        <w:jc w:val="right"/>
+        <w:jc w:val="start"/>
         <w:bidi w:val="1"/>
       </w:pPr>
       <w:r>
@@ -1223,7 +1223,7 @@
       <w:pPr>
         <w:pStyle w:val="Heading1"/>
         <w:spacing w:before="240" w:after="140"/>
-        <w:jc w:val="right"/>
+        <w:jc w:val="start"/>
         <w:keepNext/>
         <w:bidi w:val="1"/>
       </w:pPr>
@@ -1242,7 +1242,7 @@
     <w:p>
       <w:pPr>
         <w:spacing w:after="100" w:line="324" w:lineRule="auto"/>
-        <w:jc w:val="right"/>
+        <w:jc w:val="start"/>
         <w:bidi w:val="1"/>
       </w:pPr>
       <w:r>
@@ -1258,7 +1258,7 @@
     <w:p>
       <w:pPr>
         <w:spacing w:after="100" w:line="324" w:lineRule="auto"/>
-        <w:jc w:val="right"/>
+        <w:jc w:val="start"/>
         <w:bidi w:val="1"/>
       </w:pPr>
       <w:r>
@@ -1303,7 +1303,7 @@
           </w:tcPr>
           <w:p>
             <w:pPr>
-              <w:jc w:val="right"/>
+              <w:jc w:val="start"/>
               <w:bidi w:val="1"/>
             </w:pPr>
             <w:r>
@@ -1320,7 +1320,7 @@
           </w:p>
           <w:p>
             <w:pPr>
-              <w:jc w:val="right"/>
+              <w:jc w:val="start"/>
               <w:bidi w:val="1"/>
             </w:pPr>
             <w:r>
@@ -1347,7 +1347,7 @@
       <w:pPr>
         <w:pStyle w:val="Heading2"/>
         <w:spacing w:before="160" w:after="140"/>
-        <w:jc w:val="right"/>
+        <w:jc w:val="start"/>
         <w:keepNext/>
         <w:bidi w:val="1"/>
       </w:pPr>
@@ -1366,7 +1366,7 @@
     <w:p>
       <w:pPr>
         <w:spacing w:after="80" w:line="300" w:lineRule="auto"/>
-        <w:jc w:val="right"/>
+        <w:jc w:val="start"/>
         <w:bidi w:val="1"/>
       </w:pPr>
       <w:r>
@@ -1393,7 +1393,7 @@
     <w:p>
       <w:pPr>
         <w:spacing w:after="80" w:line="300" w:lineRule="auto"/>
-        <w:jc w:val="right"/>
+        <w:jc w:val="start"/>
         <w:bidi w:val="1"/>
       </w:pPr>
       <w:r>
@@ -1420,7 +1420,7 @@
     <w:p>
       <w:pPr>
         <w:spacing w:after="80" w:line="300" w:lineRule="auto"/>
-        <w:jc w:val="right"/>
+        <w:jc w:val="start"/>
         <w:bidi w:val="1"/>
       </w:pPr>
       <w:r>
@@ -1447,7 +1447,7 @@
     <w:p>
       <w:pPr>
         <w:spacing w:after="80" w:line="300" w:lineRule="auto"/>
-        <w:jc w:val="right"/>
+        <w:jc w:val="start"/>
         <w:bidi w:val="1"/>
       </w:pPr>
       <w:r>
@@ -1474,7 +1474,7 @@
     <w:p>
       <w:pPr>
         <w:spacing w:after="80" w:line="300" w:lineRule="auto"/>
-        <w:jc w:val="right"/>
+        <w:jc w:val="start"/>
         <w:bidi w:val="1"/>
       </w:pPr>
       <w:r>
@@ -1502,7 +1502,7 @@
       <w:pPr>
         <w:pStyle w:val="Heading2"/>
         <w:spacing w:before="160" w:after="140"/>
-        <w:jc w:val="right"/>
+        <w:jc w:val="start"/>
         <w:keepNext/>
         <w:bidi w:val="1"/>
       </w:pPr>
@@ -1521,7 +1521,7 @@
     <w:p>
       <w:pPr>
         <w:spacing w:after="100" w:line="324" w:lineRule="auto"/>
-        <w:jc w:val="right"/>
+        <w:jc w:val="start"/>
         <w:bidi w:val="1"/>
       </w:pPr>
       <w:r>
@@ -1538,7 +1538,7 @@
       <w:pPr>
         <w:pStyle w:val="Heading1"/>
         <w:spacing w:before="240" w:after="140"/>
-        <w:jc w:val="right"/>
+        <w:jc w:val="start"/>
         <w:keepNext/>
         <w:bidi w:val="1"/>
       </w:pPr>
@@ -1558,7 +1558,7 @@
       <w:pPr>
         <w:pStyle w:val="Heading2"/>
         <w:spacing w:before="160" w:after="140"/>
-        <w:jc w:val="right"/>
+        <w:jc w:val="start"/>
         <w:keepNext/>
         <w:bidi w:val="1"/>
       </w:pPr>
@@ -1577,7 +1577,7 @@
     <w:p>
       <w:pPr>
         <w:spacing w:after="100" w:line="324" w:lineRule="auto"/>
-        <w:jc w:val="right"/>
+        <w:jc w:val="start"/>
         <w:bidi w:val="1"/>
       </w:pPr>
       <w:r>
@@ -1594,7 +1594,7 @@
       <w:pPr>
         <w:pStyle w:val="Heading2"/>
         <w:spacing w:before="160" w:after="140"/>
-        <w:jc w:val="right"/>
+        <w:jc w:val="start"/>
         <w:keepNext/>
         <w:bidi w:val="1"/>
       </w:pPr>
@@ -1613,7 +1613,7 @@
     <w:p>
       <w:pPr>
         <w:spacing w:after="80" w:line="300" w:lineRule="auto"/>
-        <w:jc w:val="right"/>
+        <w:jc w:val="start"/>
         <w:bidi w:val="1"/>
       </w:pPr>
       <w:r>
@@ -1640,7 +1640,7 @@
     <w:p>
       <w:pPr>
         <w:spacing w:after="80" w:line="300" w:lineRule="auto"/>
-        <w:jc w:val="right"/>
+        <w:jc w:val="start"/>
         <w:bidi w:val="1"/>
       </w:pPr>
       <w:r>
@@ -1667,7 +1667,7 @@
     <w:p>
       <w:pPr>
         <w:spacing w:after="80" w:line="300" w:lineRule="auto"/>
-        <w:jc w:val="right"/>
+        <w:jc w:val="start"/>
         <w:bidi w:val="1"/>
       </w:pPr>
       <w:r>
@@ -1694,7 +1694,7 @@
     <w:p>
       <w:pPr>
         <w:spacing w:after="80" w:line="300" w:lineRule="auto"/>
-        <w:jc w:val="right"/>
+        <w:jc w:val="start"/>
         <w:bidi w:val="1"/>
       </w:pPr>
       <w:r>
@@ -1721,7 +1721,7 @@
     <w:p>
       <w:pPr>
         <w:spacing w:after="80" w:line="300" w:lineRule="auto"/>
-        <w:jc w:val="right"/>
+        <w:jc w:val="start"/>
         <w:bidi w:val="1"/>
       </w:pPr>
       <w:r>
@@ -1749,7 +1749,7 @@
       <w:pPr>
         <w:pStyle w:val="Heading2"/>
         <w:spacing w:before="160" w:after="140"/>
-        <w:jc w:val="right"/>
+        <w:jc w:val="start"/>
         <w:keepNext/>
         <w:bidi w:val="1"/>
       </w:pPr>
@@ -1804,7 +1804,7 @@
           </w:tcPr>
           <w:p>
             <w:pPr>
-              <w:jc w:val="right"/>
+              <w:jc w:val="start"/>
               <w:bidi w:val="1"/>
             </w:pPr>
             <w:r>
@@ -1834,7 +1834,7 @@
           </w:tcPr>
           <w:p>
             <w:pPr>
-              <w:jc w:val="right"/>
+              <w:jc w:val="start"/>
               <w:bidi w:val="1"/>
             </w:pPr>
             <w:r>
@@ -1864,7 +1864,7 @@
           </w:tcPr>
           <w:p>
             <w:pPr>
-              <w:jc w:val="right"/>
+              <w:jc w:val="start"/>
               <w:bidi w:val="1"/>
             </w:pPr>
             <w:r>
@@ -1896,7 +1896,7 @@
           </w:tcPr>
           <w:p>
             <w:pPr>
-              <w:jc w:val="right"/>
+              <w:jc w:val="start"/>
               <w:bidi w:val="1"/>
             </w:pPr>
             <w:r>
@@ -1926,7 +1926,7 @@
           </w:tcPr>
           <w:p>
             <w:pPr>
-              <w:jc w:val="right"/>
+              <w:jc w:val="start"/>
               <w:bidi w:val="1"/>
             </w:pPr>
             <w:r>
@@ -1956,7 +1956,7 @@
           </w:tcPr>
           <w:p>
             <w:pPr>
-              <w:jc w:val="right"/>
+              <w:jc w:val="start"/>
               <w:bidi w:val="1"/>
             </w:pPr>
             <w:r>
@@ -1987,7 +1987,7 @@
           </w:tcPr>
           <w:p>
             <w:pPr>
-              <w:jc w:val="right"/>
+              <w:jc w:val="start"/>
               <w:bidi w:val="1"/>
             </w:pPr>
             <w:r>
@@ -2016,7 +2016,7 @@
           </w:tcPr>
           <w:p>
             <w:pPr>
-              <w:jc w:val="right"/>
+              <w:jc w:val="start"/>
               <w:bidi w:val="1"/>
             </w:pPr>
             <w:r>
@@ -2045,7 +2045,7 @@
           </w:tcPr>
           <w:p>
             <w:pPr>
-              <w:jc w:val="right"/>
+              <w:jc w:val="start"/>
               <w:bidi w:val="1"/>
             </w:pPr>
             <w:r>
@@ -2077,7 +2077,7 @@
           </w:tcPr>
           <w:p>
             <w:pPr>
-              <w:jc w:val="right"/>
+              <w:jc w:val="start"/>
               <w:bidi w:val="1"/>
             </w:pPr>
             <w:r>
@@ -2107,7 +2107,7 @@
           </w:tcPr>
           <w:p>
             <w:pPr>
-              <w:jc w:val="right"/>
+              <w:jc w:val="start"/>
               <w:bidi w:val="1"/>
             </w:pPr>
             <w:r>
@@ -2137,7 +2137,7 @@
           </w:tcPr>
           <w:p>
             <w:pPr>
-              <w:jc w:val="right"/>
+              <w:jc w:val="start"/>
               <w:bidi w:val="1"/>
             </w:pPr>
             <w:r>
@@ -2163,7 +2163,7 @@
     <w:p>
       <w:pPr>
         <w:spacing w:after="100" w:line="324" w:lineRule="auto"/>
-        <w:jc w:val="right"/>
+        <w:jc w:val="start"/>
         <w:bidi w:val="1"/>
       </w:pPr>
       <w:r>
@@ -2180,7 +2180,7 @@
       <w:pPr>
         <w:pStyle w:val="Heading2"/>
         <w:spacing w:before="160" w:after="140"/>
-        <w:jc w:val="right"/>
+        <w:jc w:val="start"/>
         <w:keepNext/>
         <w:bidi w:val="1"/>
       </w:pPr>
@@ -2199,7 +2199,7 @@
     <w:p>
       <w:pPr>
         <w:spacing w:after="100" w:line="324" w:lineRule="auto"/>
-        <w:jc w:val="right"/>
+        <w:jc w:val="start"/>
         <w:bidi w:val="1"/>
       </w:pPr>
       <w:r>
@@ -2221,7 +2221,7 @@
       <w:pPr>
         <w:pStyle w:val="Heading1"/>
         <w:spacing w:before="240" w:after="140"/>
-        <w:jc w:val="right"/>
+        <w:jc w:val="start"/>
         <w:keepNext/>
         <w:bidi w:val="1"/>
       </w:pPr>
@@ -2240,7 +2240,7 @@
     <w:p>
       <w:pPr>
         <w:spacing w:after="100" w:line="324" w:lineRule="auto"/>
-        <w:jc w:val="right"/>
+        <w:jc w:val="start"/>
         <w:bidi w:val="1"/>
       </w:pPr>
       <w:r>
@@ -2256,7 +2256,7 @@
     <w:p>
       <w:pPr>
         <w:pStyle w:val="Heading2"/>
-        <w:jc w:val="right"/>
+        <w:jc w:val="start"/>
         <w:keepNext/>
         <w:bidi w:val="1"/>
       </w:pPr>
@@ -2275,7 +2275,7 @@
     <w:p>
       <w:pPr>
         <w:spacing w:after="60" w:line="324" w:lineRule="auto"/>
-        <w:jc w:val="right"/>
+        <w:jc w:val="start"/>
         <w:bidi w:val="1"/>
       </w:pPr>
       <w:r>
@@ -2293,7 +2293,7 @@
     <w:p>
       <w:pPr>
         <w:spacing w:after="80" w:line="324" w:lineRule="auto"/>
-        <w:jc w:val="right"/>
+        <w:jc w:val="start"/>
         <w:bidi w:val="1"/>
       </w:pPr>
       <w:r>
@@ -2309,7 +2309,7 @@
     <w:p>
       <w:pPr>
         <w:spacing w:after="80" w:line="324" w:lineRule="auto"/>
-        <w:jc w:val="right"/>
+        <w:jc w:val="start"/>
         <w:bidi w:val="1"/>
       </w:pPr>
       <w:r>
@@ -2325,7 +2325,7 @@
     <w:p>
       <w:pPr>
         <w:spacing w:after="80" w:line="324" w:lineRule="auto"/>
-        <w:jc w:val="right"/>
+        <w:jc w:val="start"/>
         <w:bidi w:val="1"/>
       </w:pPr>
       <w:r>
@@ -2341,7 +2341,7 @@
     <w:p>
       <w:pPr>
         <w:spacing w:after="180" w:line="324" w:lineRule="auto"/>
-        <w:jc w:val="right"/>
+        <w:jc w:val="start"/>
         <w:bidi w:val="1"/>
       </w:pPr>
       <w:r>
@@ -2359,7 +2359,7 @@
     <w:p>
       <w:pPr>
         <w:pStyle w:val="Heading2"/>
-        <w:jc w:val="right"/>
+        <w:jc w:val="start"/>
         <w:keepNext/>
         <w:bidi w:val="1"/>
       </w:pPr>
@@ -2378,7 +2378,7 @@
     <w:p>
       <w:pPr>
         <w:spacing w:after="60" w:line="324" w:lineRule="auto"/>
-        <w:jc w:val="right"/>
+        <w:jc w:val="start"/>
         <w:bidi w:val="1"/>
       </w:pPr>
       <w:r>
@@ -2396,7 +2396,7 @@
     <w:p>
       <w:pPr>
         <w:spacing w:after="80" w:line="324" w:lineRule="auto"/>
-        <w:jc w:val="right"/>
+        <w:jc w:val="start"/>
         <w:bidi w:val="1"/>
       </w:pPr>
       <w:r>
@@ -2412,7 +2412,7 @@
     <w:p>
       <w:pPr>
         <w:spacing w:after="80" w:line="324" w:lineRule="auto"/>
-        <w:jc w:val="right"/>
+        <w:jc w:val="start"/>
         <w:bidi w:val="1"/>
       </w:pPr>
       <w:r>
@@ -2428,7 +2428,7 @@
     <w:p>
       <w:pPr>
         <w:spacing w:after="80" w:line="324" w:lineRule="auto"/>
-        <w:jc w:val="right"/>
+        <w:jc w:val="start"/>
         <w:bidi w:val="1"/>
       </w:pPr>
       <w:r>
@@ -2444,7 +2444,7 @@
     <w:p>
       <w:pPr>
         <w:spacing w:after="180" w:line="324" w:lineRule="auto"/>
-        <w:jc w:val="right"/>
+        <w:jc w:val="start"/>
         <w:bidi w:val="1"/>
       </w:pPr>
       <w:r>
@@ -2462,7 +2462,7 @@
     <w:p>
       <w:pPr>
         <w:pStyle w:val="Heading2"/>
-        <w:jc w:val="right"/>
+        <w:jc w:val="start"/>
         <w:keepNext/>
         <w:bidi w:val="1"/>
       </w:pPr>
@@ -2481,7 +2481,7 @@
     <w:p>
       <w:pPr>
         <w:spacing w:after="60" w:line="324" w:lineRule="auto"/>
-        <w:jc w:val="right"/>
+        <w:jc w:val="start"/>
         <w:bidi w:val="1"/>
       </w:pPr>
       <w:r>
@@ -2499,7 +2499,7 @@
     <w:p>
       <w:pPr>
         <w:spacing w:after="80" w:line="324" w:lineRule="auto"/>
-        <w:jc w:val="right"/>
+        <w:jc w:val="start"/>
         <w:bidi w:val="1"/>
       </w:pPr>
       <w:r>
@@ -2515,7 +2515,7 @@
     <w:p>
       <w:pPr>
         <w:spacing w:after="80" w:line="324" w:lineRule="auto"/>
-        <w:jc w:val="right"/>
+        <w:jc w:val="start"/>
         <w:bidi w:val="1"/>
       </w:pPr>
       <w:r>
@@ -2531,7 +2531,7 @@
     <w:p>
       <w:pPr>
         <w:spacing w:after="80" w:line="324" w:lineRule="auto"/>
-        <w:jc w:val="right"/>
+        <w:jc w:val="start"/>
         <w:bidi w:val="1"/>
       </w:pPr>
       <w:r>
@@ -2547,7 +2547,7 @@
     <w:p>
       <w:pPr>
         <w:spacing w:after="180" w:line="324" w:lineRule="auto"/>
-        <w:jc w:val="right"/>
+        <w:jc w:val="start"/>
         <w:bidi w:val="1"/>
       </w:pPr>
       <w:r>
@@ -2565,7 +2565,7 @@
     <w:p>
       <w:pPr>
         <w:pStyle w:val="Heading2"/>
-        <w:jc w:val="right"/>
+        <w:jc w:val="start"/>
         <w:keepNext/>
         <w:bidi w:val="1"/>
       </w:pPr>
@@ -2584,7 +2584,7 @@
     <w:p>
       <w:pPr>
         <w:spacing w:after="60" w:line="324" w:lineRule="auto"/>
-        <w:jc w:val="right"/>
+        <w:jc w:val="start"/>
         <w:bidi w:val="1"/>
       </w:pPr>
       <w:r>
@@ -2602,7 +2602,7 @@
     <w:p>
       <w:pPr>
         <w:spacing w:after="80" w:line="324" w:lineRule="auto"/>
-        <w:jc w:val="right"/>
+        <w:jc w:val="start"/>
         <w:bidi w:val="1"/>
       </w:pPr>
       <w:r>
@@ -2618,7 +2618,7 @@
     <w:p>
       <w:pPr>
         <w:spacing w:after="80" w:line="324" w:lineRule="auto"/>
-        <w:jc w:val="right"/>
+        <w:jc w:val="start"/>
         <w:bidi w:val="1"/>
       </w:pPr>
       <w:r>
@@ -2634,7 +2634,7 @@
     <w:p>
       <w:pPr>
         <w:spacing w:after="80" w:line="324" w:lineRule="auto"/>
-        <w:jc w:val="right"/>
+        <w:jc w:val="start"/>
         <w:bidi w:val="1"/>
       </w:pPr>
       <w:r>
@@ -2650,7 +2650,7 @@
     <w:p>
       <w:pPr>
         <w:spacing w:after="180" w:line="324" w:lineRule="auto"/>
-        <w:jc w:val="right"/>
+        <w:jc w:val="start"/>
         <w:bidi w:val="1"/>
       </w:pPr>
       <w:r>
@@ -2668,7 +2668,7 @@
     <w:p>
       <w:pPr>
         <w:pStyle w:val="Heading2"/>
-        <w:jc w:val="right"/>
+        <w:jc w:val="start"/>
         <w:keepNext/>
         <w:bidi w:val="1"/>
       </w:pPr>
@@ -2687,7 +2687,7 @@
     <w:p>
       <w:pPr>
         <w:spacing w:after="60" w:line="324" w:lineRule="auto"/>
-        <w:jc w:val="right"/>
+        <w:jc w:val="start"/>
         <w:bidi w:val="1"/>
       </w:pPr>
       <w:r>
@@ -2705,7 +2705,7 @@
     <w:p>
       <w:pPr>
         <w:spacing w:after="80" w:line="324" w:lineRule="auto"/>
-        <w:jc w:val="right"/>
+        <w:jc w:val="start"/>
         <w:bidi w:val="1"/>
       </w:pPr>
       <w:r>
@@ -2721,7 +2721,7 @@
     <w:p>
       <w:pPr>
         <w:spacing w:after="80" w:line="324" w:lineRule="auto"/>
-        <w:jc w:val="right"/>
+        <w:jc w:val="start"/>
         <w:bidi w:val="1"/>
       </w:pPr>
       <w:r>
@@ -2737,7 +2737,7 @@
     <w:p>
       <w:pPr>
         <w:spacing w:after="80" w:line="324" w:lineRule="auto"/>
-        <w:jc w:val="right"/>
+        <w:jc w:val="start"/>
         <w:bidi w:val="1"/>
       </w:pPr>
       <w:r>
@@ -2753,7 +2753,7 @@
     <w:p>
       <w:pPr>
         <w:spacing w:after="180" w:line="324" w:lineRule="auto"/>
-        <w:jc w:val="right"/>
+        <w:jc w:val="start"/>
         <w:bidi w:val="1"/>
       </w:pPr>
       <w:r>
@@ -2771,7 +2771,7 @@
     <w:p>
       <w:pPr>
         <w:pStyle w:val="Heading2"/>
-        <w:jc w:val="right"/>
+        <w:jc w:val="start"/>
         <w:keepNext/>
         <w:bidi w:val="1"/>
       </w:pPr>
@@ -2790,7 +2790,7 @@
     <w:p>
       <w:pPr>
         <w:spacing w:after="60" w:line="324" w:lineRule="auto"/>
-        <w:jc w:val="right"/>
+        <w:jc w:val="start"/>
         <w:bidi w:val="1"/>
       </w:pPr>
       <w:r>
@@ -2808,7 +2808,7 @@
     <w:p>
       <w:pPr>
         <w:spacing w:after="80" w:line="324" w:lineRule="auto"/>
-        <w:jc w:val="right"/>
+        <w:jc w:val="start"/>
         <w:bidi w:val="1"/>
       </w:pPr>
       <w:r>
@@ -2824,7 +2824,7 @@
     <w:p>
       <w:pPr>
         <w:spacing w:after="80" w:line="324" w:lineRule="auto"/>
-        <w:jc w:val="right"/>
+        <w:jc w:val="start"/>
         <w:bidi w:val="1"/>
       </w:pPr>
       <w:r>
@@ -2840,7 +2840,7 @@
     <w:p>
       <w:pPr>
         <w:spacing w:after="80" w:line="324" w:lineRule="auto"/>
-        <w:jc w:val="right"/>
+        <w:jc w:val="start"/>
         <w:bidi w:val="1"/>
       </w:pPr>
       <w:r>
@@ -2856,7 +2856,7 @@
     <w:p>
       <w:pPr>
         <w:spacing w:after="180" w:line="324" w:lineRule="auto"/>
-        <w:jc w:val="right"/>
+        <w:jc w:val="start"/>
         <w:bidi w:val="1"/>
       </w:pPr>
       <w:r>
@@ -2874,7 +2874,7 @@
     <w:p>
       <w:pPr>
         <w:pStyle w:val="Heading2"/>
-        <w:jc w:val="right"/>
+        <w:jc w:val="start"/>
         <w:keepNext/>
         <w:bidi w:val="1"/>
       </w:pPr>
@@ -2893,7 +2893,7 @@
     <w:p>
       <w:pPr>
         <w:spacing w:after="60" w:line="324" w:lineRule="auto"/>
-        <w:jc w:val="right"/>
+        <w:jc w:val="start"/>
         <w:bidi w:val="1"/>
       </w:pPr>
       <w:r>
@@ -2911,7 +2911,7 @@
     <w:p>
       <w:pPr>
         <w:spacing w:after="80" w:line="324" w:lineRule="auto"/>
-        <w:jc w:val="right"/>
+        <w:jc w:val="start"/>
         <w:bidi w:val="1"/>
       </w:pPr>
       <w:r>
@@ -2927,7 +2927,7 @@
     <w:p>
       <w:pPr>
         <w:spacing w:after="80" w:line="324" w:lineRule="auto"/>
-        <w:jc w:val="right"/>
+        <w:jc w:val="start"/>
         <w:bidi w:val="1"/>
       </w:pPr>
       <w:r>
@@ -2943,7 +2943,7 @@
     <w:p>
       <w:pPr>
         <w:spacing w:after="80" w:line="324" w:lineRule="auto"/>
-        <w:jc w:val="right"/>
+        <w:jc w:val="start"/>
         <w:bidi w:val="1"/>
       </w:pPr>
       <w:r>
@@ -2959,7 +2959,7 @@
     <w:p>
       <w:pPr>
         <w:spacing w:after="180" w:line="324" w:lineRule="auto"/>
-        <w:jc w:val="right"/>
+        <w:jc w:val="start"/>
         <w:bidi w:val="1"/>
       </w:pPr>
       <w:r>
@@ -2977,7 +2977,7 @@
     <w:p>
       <w:pPr>
         <w:pStyle w:val="Heading2"/>
-        <w:jc w:val="right"/>
+        <w:jc w:val="start"/>
         <w:keepNext/>
         <w:bidi w:val="1"/>
       </w:pPr>
@@ -2996,7 +2996,7 @@
     <w:p>
       <w:pPr>
         <w:spacing w:after="60" w:line="324" w:lineRule="auto"/>
-        <w:jc w:val="right"/>
+        <w:jc w:val="start"/>
         <w:bidi w:val="1"/>
       </w:pPr>
       <w:r>
@@ -3014,7 +3014,7 @@
     <w:p>
       <w:pPr>
         <w:spacing w:after="80" w:line="324" w:lineRule="auto"/>
-        <w:jc w:val="right"/>
+        <w:jc w:val="start"/>
         <w:bidi w:val="1"/>
       </w:pPr>
       <w:r>
@@ -3030,7 +3030,7 @@
     <w:p>
       <w:pPr>
         <w:spacing w:after="80" w:line="324" w:lineRule="auto"/>
-        <w:jc w:val="right"/>
+        <w:jc w:val="start"/>
         <w:bidi w:val="1"/>
       </w:pPr>
       <w:r>
@@ -3046,7 +3046,7 @@
     <w:p>
       <w:pPr>
         <w:spacing w:after="80" w:line="324" w:lineRule="auto"/>
-        <w:jc w:val="right"/>
+        <w:jc w:val="start"/>
         <w:bidi w:val="1"/>
       </w:pPr>
       <w:r>
@@ -3062,7 +3062,7 @@
     <w:p>
       <w:pPr>
         <w:spacing w:after="180" w:line="324" w:lineRule="auto"/>
-        <w:jc w:val="right"/>
+        <w:jc w:val="start"/>
         <w:bidi w:val="1"/>
       </w:pPr>
       <w:r>
@@ -3080,7 +3080,7 @@
     <w:p>
       <w:pPr>
         <w:pStyle w:val="Heading2"/>
-        <w:jc w:val="right"/>
+        <w:jc w:val="start"/>
         <w:keepNext/>
         <w:bidi w:val="1"/>
       </w:pPr>
@@ -3099,7 +3099,7 @@
     <w:p>
       <w:pPr>
         <w:spacing w:after="60" w:line="324" w:lineRule="auto"/>
-        <w:jc w:val="right"/>
+        <w:jc w:val="start"/>
         <w:bidi w:val="1"/>
       </w:pPr>
       <w:r>
@@ -3117,7 +3117,7 @@
     <w:p>
       <w:pPr>
         <w:spacing w:after="80" w:line="324" w:lineRule="auto"/>
-        <w:jc w:val="right"/>
+        <w:jc w:val="start"/>
         <w:bidi w:val="1"/>
       </w:pPr>
       <w:r>
@@ -3133,7 +3133,7 @@
     <w:p>
       <w:pPr>
         <w:spacing w:after="80" w:line="324" w:lineRule="auto"/>
-        <w:jc w:val="right"/>
+        <w:jc w:val="start"/>
         <w:bidi w:val="1"/>
       </w:pPr>
       <w:r>
@@ -3149,7 +3149,7 @@
     <w:p>
       <w:pPr>
         <w:spacing w:after="80" w:line="324" w:lineRule="auto"/>
-        <w:jc w:val="right"/>
+        <w:jc w:val="start"/>
         <w:bidi w:val="1"/>
       </w:pPr>
       <w:r>
@@ -3165,7 +3165,7 @@
     <w:p>
       <w:pPr>
         <w:spacing w:after="180" w:line="324" w:lineRule="auto"/>
-        <w:jc w:val="right"/>
+        <w:jc w:val="start"/>
         <w:bidi w:val="1"/>
       </w:pPr>
       <w:r>
@@ -3183,7 +3183,7 @@
     <w:p>
       <w:pPr>
         <w:pStyle w:val="Heading2"/>
-        <w:jc w:val="right"/>
+        <w:jc w:val="start"/>
         <w:keepNext/>
         <w:bidi w:val="1"/>
       </w:pPr>
@@ -3202,7 +3202,7 @@
     <w:p>
       <w:pPr>
         <w:spacing w:after="60" w:line="324" w:lineRule="auto"/>
-        <w:jc w:val="right"/>
+        <w:jc w:val="start"/>
         <w:bidi w:val="1"/>
       </w:pPr>
       <w:r>
@@ -3220,7 +3220,7 @@
     <w:p>
       <w:pPr>
         <w:spacing w:after="80" w:line="324" w:lineRule="auto"/>
-        <w:jc w:val="right"/>
+        <w:jc w:val="start"/>
         <w:bidi w:val="1"/>
       </w:pPr>
       <w:r>
@@ -3236,7 +3236,7 @@
     <w:p>
       <w:pPr>
         <w:spacing w:after="80" w:line="324" w:lineRule="auto"/>
-        <w:jc w:val="right"/>
+        <w:jc w:val="start"/>
         <w:bidi w:val="1"/>
       </w:pPr>
       <w:r>
@@ -3252,7 +3252,7 @@
     <w:p>
       <w:pPr>
         <w:spacing w:after="80" w:line="324" w:lineRule="auto"/>
-        <w:jc w:val="right"/>
+        <w:jc w:val="start"/>
         <w:bidi w:val="1"/>
       </w:pPr>
       <w:r>
@@ -3268,7 +3268,7 @@
     <w:p>
       <w:pPr>
         <w:spacing w:after="180" w:line="324" w:lineRule="auto"/>
-        <w:jc w:val="right"/>
+        <w:jc w:val="start"/>
         <w:bidi w:val="1"/>
       </w:pPr>
       <w:r>
@@ -3292,7 +3292,7 @@
       <w:pPr>
         <w:pStyle w:val="Heading1"/>
         <w:spacing w:before="240" w:after="140"/>
-        <w:jc w:val="right"/>
+        <w:jc w:val="start"/>
         <w:keepNext/>
         <w:bidi w:val="1"/>
       </w:pPr>
@@ -3311,7 +3311,7 @@
     <w:p>
       <w:pPr>
         <w:spacing w:after="100" w:line="324" w:lineRule="auto"/>
-        <w:jc w:val="right"/>
+        <w:jc w:val="start"/>
         <w:bidi w:val="1"/>
       </w:pPr>
       <w:r>
@@ -3327,7 +3327,7 @@
     <w:p>
       <w:pPr>
         <w:pStyle w:val="Heading2"/>
-        <w:jc w:val="right"/>
+        <w:jc w:val="start"/>
         <w:keepNext/>
         <w:bidi w:val="1"/>
       </w:pPr>
@@ -3346,7 +3346,7 @@
     <w:p>
       <w:pPr>
         <w:spacing w:after="60" w:line="324" w:lineRule="auto"/>
-        <w:jc w:val="right"/>
+        <w:jc w:val="start"/>
         <w:bidi w:val="1"/>
       </w:pPr>
       <w:r>
@@ -3364,7 +3364,7 @@
     <w:p>
       <w:pPr>
         <w:spacing w:after="80" w:line="324" w:lineRule="auto"/>
-        <w:jc w:val="right"/>
+        <w:jc w:val="start"/>
         <w:bidi w:val="1"/>
       </w:pPr>
       <w:r>
@@ -3380,7 +3380,7 @@
     <w:p>
       <w:pPr>
         <w:spacing w:after="80" w:line="324" w:lineRule="auto"/>
-        <w:jc w:val="right"/>
+        <w:jc w:val="start"/>
         <w:bidi w:val="1"/>
       </w:pPr>
       <w:r>
@@ -3396,7 +3396,7 @@
     <w:p>
       <w:pPr>
         <w:spacing w:after="80" w:line="324" w:lineRule="auto"/>
-        <w:jc w:val="right"/>
+        <w:jc w:val="start"/>
         <w:bidi w:val="1"/>
       </w:pPr>
       <w:r>
@@ -3412,7 +3412,7 @@
     <w:p>
       <w:pPr>
         <w:spacing w:after="180" w:line="324" w:lineRule="auto"/>
-        <w:jc w:val="right"/>
+        <w:jc w:val="start"/>
         <w:bidi w:val="1"/>
       </w:pPr>
       <w:r>
@@ -3430,7 +3430,7 @@
     <w:p>
       <w:pPr>
         <w:pStyle w:val="Heading2"/>
-        <w:jc w:val="right"/>
+        <w:jc w:val="start"/>
         <w:keepNext/>
         <w:bidi w:val="1"/>
       </w:pPr>
@@ -3449,7 +3449,7 @@
     <w:p>
       <w:pPr>
         <w:spacing w:after="60" w:line="324" w:lineRule="auto"/>
-        <w:jc w:val="right"/>
+        <w:jc w:val="start"/>
         <w:bidi w:val="1"/>
       </w:pPr>
       <w:r>
@@ -3467,7 +3467,7 @@
     <w:p>
       <w:pPr>
         <w:spacing w:after="80" w:line="324" w:lineRule="auto"/>
-        <w:jc w:val="right"/>
+        <w:jc w:val="start"/>
         <w:bidi w:val="1"/>
       </w:pPr>
       <w:r>
@@ -3483,7 +3483,7 @@
     <w:p>
       <w:pPr>
         <w:spacing w:after="80" w:line="324" w:lineRule="auto"/>
-        <w:jc w:val="right"/>
+        <w:jc w:val="start"/>
         <w:bidi w:val="1"/>
       </w:pPr>
       <w:r>
@@ -3499,7 +3499,7 @@
     <w:p>
       <w:pPr>
         <w:spacing w:after="80" w:line="324" w:lineRule="auto"/>
-        <w:jc w:val="right"/>
+        <w:jc w:val="start"/>
         <w:bidi w:val="1"/>
       </w:pPr>
       <w:r>
@@ -3515,7 +3515,7 @@
     <w:p>
       <w:pPr>
         <w:spacing w:after="180" w:line="324" w:lineRule="auto"/>
-        <w:jc w:val="right"/>
+        <w:jc w:val="start"/>
         <w:bidi w:val="1"/>
       </w:pPr>
       <w:r>
@@ -3533,7 +3533,7 @@
     <w:p>
       <w:pPr>
         <w:pStyle w:val="Heading2"/>
-        <w:jc w:val="right"/>
+        <w:jc w:val="start"/>
         <w:keepNext/>
         <w:bidi w:val="1"/>
       </w:pPr>
@@ -3552,7 +3552,7 @@
     <w:p>
       <w:pPr>
         <w:spacing w:after="60" w:line="324" w:lineRule="auto"/>
-        <w:jc w:val="right"/>
+        <w:jc w:val="start"/>
         <w:bidi w:val="1"/>
       </w:pPr>
       <w:r>
@@ -3570,7 +3570,7 @@
     <w:p>
       <w:pPr>
         <w:spacing w:after="80" w:line="324" w:lineRule="auto"/>
-        <w:jc w:val="right"/>
+        <w:jc w:val="start"/>
         <w:bidi w:val="1"/>
       </w:pPr>
       <w:r>
@@ -3586,7 +3586,7 @@
     <w:p>
       <w:pPr>
         <w:spacing w:after="80" w:line="324" w:lineRule="auto"/>
-        <w:jc w:val="right"/>
+        <w:jc w:val="start"/>
         <w:bidi w:val="1"/>
       </w:pPr>
       <w:r>
@@ -3602,7 +3602,7 @@
     <w:p>
       <w:pPr>
         <w:spacing w:after="80" w:line="324" w:lineRule="auto"/>
-        <w:jc w:val="right"/>
+        <w:jc w:val="start"/>
         <w:bidi w:val="1"/>
       </w:pPr>
       <w:r>
@@ -3618,7 +3618,7 @@
     <w:p>
       <w:pPr>
         <w:spacing w:after="180" w:line="324" w:lineRule="auto"/>
-        <w:jc w:val="right"/>
+        <w:jc w:val="start"/>
         <w:bidi w:val="1"/>
       </w:pPr>
       <w:r>
@@ -3636,7 +3636,7 @@
     <w:p>
       <w:pPr>
         <w:pStyle w:val="Heading2"/>
-        <w:jc w:val="right"/>
+        <w:jc w:val="start"/>
         <w:keepNext/>
         <w:bidi w:val="1"/>
       </w:pPr>
@@ -3655,7 +3655,7 @@
     <w:p>
       <w:pPr>
         <w:spacing w:after="60" w:line="324" w:lineRule="auto"/>
-        <w:jc w:val="right"/>
+        <w:jc w:val="start"/>
         <w:bidi w:val="1"/>
       </w:pPr>
       <w:r>
@@ -3673,7 +3673,7 @@
     <w:p>
       <w:pPr>
         <w:spacing w:after="80" w:line="324" w:lineRule="auto"/>
-        <w:jc w:val="right"/>
+        <w:jc w:val="start"/>
         <w:bidi w:val="1"/>
       </w:pPr>
       <w:r>
@@ -3689,7 +3689,7 @@
     <w:p>
       <w:pPr>
         <w:spacing w:after="80" w:line="324" w:lineRule="auto"/>
-        <w:jc w:val="right"/>
+        <w:jc w:val="start"/>
         <w:bidi w:val="1"/>
       </w:pPr>
       <w:r>
@@ -3705,7 +3705,7 @@
     <w:p>
       <w:pPr>
         <w:spacing w:after="80" w:line="324" w:lineRule="auto"/>
-        <w:jc w:val="right"/>
+        <w:jc w:val="start"/>
         <w:bidi w:val="1"/>
       </w:pPr>
       <w:r>
@@ -3721,7 +3721,7 @@
     <w:p>
       <w:pPr>
         <w:spacing w:after="180" w:line="324" w:lineRule="auto"/>
-        <w:jc w:val="right"/>
+        <w:jc w:val="start"/>
         <w:bidi w:val="1"/>
       </w:pPr>
       <w:r>
@@ -3739,7 +3739,7 @@
     <w:p>
       <w:pPr>
         <w:pStyle w:val="Heading2"/>
-        <w:jc w:val="right"/>
+        <w:jc w:val="start"/>
         <w:keepNext/>
         <w:bidi w:val="1"/>
       </w:pPr>
@@ -3758,7 +3758,7 @@
     <w:p>
       <w:pPr>
         <w:spacing w:after="60" w:line="324" w:lineRule="auto"/>
-        <w:jc w:val="right"/>
+        <w:jc w:val="start"/>
         <w:bidi w:val="1"/>
       </w:pPr>
       <w:r>
@@ -3776,7 +3776,7 @@
     <w:p>
       <w:pPr>
         <w:spacing w:after="80" w:line="324" w:lineRule="auto"/>
-        <w:jc w:val="right"/>
+        <w:jc w:val="start"/>
         <w:bidi w:val="1"/>
       </w:pPr>
       <w:r>
@@ -3792,7 +3792,7 @@
     <w:p>
       <w:pPr>
         <w:spacing w:after="80" w:line="324" w:lineRule="auto"/>
-        <w:jc w:val="right"/>
+        <w:jc w:val="start"/>
         <w:bidi w:val="1"/>
       </w:pPr>
       <w:r>
@@ -3808,7 +3808,7 @@
     <w:p>
       <w:pPr>
         <w:spacing w:after="80" w:line="324" w:lineRule="auto"/>
-        <w:jc w:val="right"/>
+        <w:jc w:val="start"/>
         <w:bidi w:val="1"/>
       </w:pPr>
       <w:r>
@@ -3824,7 +3824,7 @@
     <w:p>
       <w:pPr>
         <w:spacing w:after="180" w:line="324" w:lineRule="auto"/>
-        <w:jc w:val="right"/>
+        <w:jc w:val="start"/>
         <w:bidi w:val="1"/>
       </w:pPr>
       <w:r>
@@ -3842,7 +3842,7 @@
     <w:p>
       <w:pPr>
         <w:pStyle w:val="Heading2"/>
-        <w:jc w:val="right"/>
+        <w:jc w:val="start"/>
         <w:keepNext/>
         <w:bidi w:val="1"/>
       </w:pPr>
@@ -3861,7 +3861,7 @@
     <w:p>
       <w:pPr>
         <w:spacing w:after="60" w:line="324" w:lineRule="auto"/>
-        <w:jc w:val="right"/>
+        <w:jc w:val="start"/>
         <w:bidi w:val="1"/>
       </w:pPr>
       <w:r>
@@ -3879,7 +3879,7 @@
     <w:p>
       <w:pPr>
         <w:spacing w:after="80" w:line="324" w:lineRule="auto"/>
-        <w:jc w:val="right"/>
+        <w:jc w:val="start"/>
         <w:bidi w:val="1"/>
       </w:pPr>
       <w:r>
@@ -3895,7 +3895,7 @@
     <w:p>
       <w:pPr>
         <w:spacing w:after="80" w:line="324" w:lineRule="auto"/>
-        <w:jc w:val="right"/>
+        <w:jc w:val="start"/>
         <w:bidi w:val="1"/>
       </w:pPr>
       <w:r>
@@ -3911,7 +3911,7 @@
     <w:p>
       <w:pPr>
         <w:spacing w:after="80" w:line="324" w:lineRule="auto"/>
-        <w:jc w:val="right"/>
+        <w:jc w:val="start"/>
         <w:bidi w:val="1"/>
       </w:pPr>
       <w:r>
@@ -3927,7 +3927,7 @@
     <w:p>
       <w:pPr>
         <w:spacing w:after="180" w:line="324" w:lineRule="auto"/>
-        <w:jc w:val="right"/>
+        <w:jc w:val="start"/>
         <w:bidi w:val="1"/>
       </w:pPr>
       <w:r>
@@ -3945,7 +3945,7 @@
     <w:p>
       <w:pPr>
         <w:pStyle w:val="Heading2"/>
-        <w:jc w:val="right"/>
+        <w:jc w:val="start"/>
         <w:keepNext/>
         <w:bidi w:val="1"/>
       </w:pPr>
@@ -3964,7 +3964,7 @@
     <w:p>
       <w:pPr>
         <w:spacing w:after="60" w:line="324" w:lineRule="auto"/>
-        <w:jc w:val="right"/>
+        <w:jc w:val="start"/>
         <w:bidi w:val="1"/>
       </w:pPr>
       <w:r>
@@ -3982,7 +3982,7 @@
     <w:p>
       <w:pPr>
         <w:spacing w:after="80" w:line="324" w:lineRule="auto"/>
-        <w:jc w:val="right"/>
+        <w:jc w:val="start"/>
         <w:bidi w:val="1"/>
       </w:pPr>
       <w:r>
@@ -3998,7 +3998,7 @@
     <w:p>
       <w:pPr>
         <w:spacing w:after="80" w:line="324" w:lineRule="auto"/>
-        <w:jc w:val="right"/>
+        <w:jc w:val="start"/>
         <w:bidi w:val="1"/>
       </w:pPr>
       <w:r>
@@ -4014,7 +4014,7 @@
     <w:p>
       <w:pPr>
         <w:spacing w:after="80" w:line="324" w:lineRule="auto"/>
-        <w:jc w:val="right"/>
+        <w:jc w:val="start"/>
         <w:bidi w:val="1"/>
       </w:pPr>
       <w:r>
@@ -4030,7 +4030,7 @@
     <w:p>
       <w:pPr>
         <w:spacing w:after="180" w:line="324" w:lineRule="auto"/>
-        <w:jc w:val="right"/>
+        <w:jc w:val="start"/>
         <w:bidi w:val="1"/>
       </w:pPr>
       <w:r>
@@ -4048,7 +4048,7 @@
     <w:p>
       <w:pPr>
         <w:pStyle w:val="Heading2"/>
-        <w:jc w:val="right"/>
+        <w:jc w:val="start"/>
         <w:keepNext/>
         <w:bidi w:val="1"/>
       </w:pPr>
@@ -4067,7 +4067,7 @@
     <w:p>
       <w:pPr>
         <w:spacing w:after="60" w:line="324" w:lineRule="auto"/>
-        <w:jc w:val="right"/>
+        <w:jc w:val="start"/>
         <w:bidi w:val="1"/>
       </w:pPr>
       <w:r>
@@ -4085,7 +4085,7 @@
     <w:p>
       <w:pPr>
         <w:spacing w:after="80" w:line="324" w:lineRule="auto"/>
-        <w:jc w:val="right"/>
+        <w:jc w:val="start"/>
         <w:bidi w:val="1"/>
       </w:pPr>
       <w:r>
@@ -4101,7 +4101,7 @@
     <w:p>
       <w:pPr>
         <w:spacing w:after="80" w:line="324" w:lineRule="auto"/>
-        <w:jc w:val="right"/>
+        <w:jc w:val="start"/>
         <w:bidi w:val="1"/>
       </w:pPr>
       <w:r>
@@ -4117,7 +4117,7 @@
     <w:p>
       <w:pPr>
         <w:spacing w:after="80" w:line="324" w:lineRule="auto"/>
-        <w:jc w:val="right"/>
+        <w:jc w:val="start"/>
         <w:bidi w:val="1"/>
       </w:pPr>
       <w:r>
@@ -4133,7 +4133,7 @@
     <w:p>
       <w:pPr>
         <w:spacing w:after="180" w:line="324" w:lineRule="auto"/>
-        <w:jc w:val="right"/>
+        <w:jc w:val="start"/>
         <w:bidi w:val="1"/>
       </w:pPr>
       <w:r>
@@ -4151,7 +4151,7 @@
     <w:p>
       <w:pPr>
         <w:pStyle w:val="Heading2"/>
-        <w:jc w:val="right"/>
+        <w:jc w:val="start"/>
         <w:keepNext/>
         <w:bidi w:val="1"/>
       </w:pPr>
@@ -4170,7 +4170,7 @@
     <w:p>
       <w:pPr>
         <w:spacing w:after="60" w:line="324" w:lineRule="auto"/>
-        <w:jc w:val="right"/>
+        <w:jc w:val="start"/>
         <w:bidi w:val="1"/>
       </w:pPr>
       <w:r>
@@ -4188,7 +4188,7 @@
     <w:p>
       <w:pPr>
         <w:spacing w:after="80" w:line="324" w:lineRule="auto"/>
-        <w:jc w:val="right"/>
+        <w:jc w:val="start"/>
         <w:bidi w:val="1"/>
       </w:pPr>
       <w:r>
@@ -4204,7 +4204,7 @@
     <w:p>
       <w:pPr>
         <w:spacing w:after="80" w:line="324" w:lineRule="auto"/>
-        <w:jc w:val="right"/>
+        <w:jc w:val="start"/>
         <w:bidi w:val="1"/>
       </w:pPr>
       <w:r>
@@ -4220,7 +4220,7 @@
     <w:p>
       <w:pPr>
         <w:spacing w:after="80" w:line="324" w:lineRule="auto"/>
-        <w:jc w:val="right"/>
+        <w:jc w:val="start"/>
         <w:bidi w:val="1"/>
       </w:pPr>
       <w:r>
@@ -4236,7 +4236,7 @@
     <w:p>
       <w:pPr>
         <w:spacing w:after="180" w:line="324" w:lineRule="auto"/>
-        <w:jc w:val="right"/>
+        <w:jc w:val="start"/>
         <w:bidi w:val="1"/>
       </w:pPr>
       <w:r>
@@ -4254,7 +4254,7 @@
     <w:p>
       <w:pPr>
         <w:pStyle w:val="Heading2"/>
-        <w:jc w:val="right"/>
+        <w:jc w:val="start"/>
         <w:keepNext/>
         <w:bidi w:val="1"/>
       </w:pPr>
@@ -4273,7 +4273,7 @@
     <w:p>
       <w:pPr>
         <w:spacing w:after="60" w:line="324" w:lineRule="auto"/>
-        <w:jc w:val="right"/>
+        <w:jc w:val="start"/>
         <w:bidi w:val="1"/>
       </w:pPr>
       <w:r>
@@ -4291,7 +4291,7 @@
     <w:p>
       <w:pPr>
         <w:spacing w:after="80" w:line="324" w:lineRule="auto"/>
-        <w:jc w:val="right"/>
+        <w:jc w:val="start"/>
         <w:bidi w:val="1"/>
       </w:pPr>
       <w:r>
@@ -4307,7 +4307,7 @@
     <w:p>
       <w:pPr>
         <w:spacing w:after="80" w:line="324" w:lineRule="auto"/>
-        <w:jc w:val="right"/>
+        <w:jc w:val="start"/>
         <w:bidi w:val="1"/>
       </w:pPr>
       <w:r>
@@ -4323,7 +4323,7 @@
     <w:p>
       <w:pPr>
         <w:spacing w:after="80" w:line="324" w:lineRule="auto"/>
-        <w:jc w:val="right"/>
+        <w:jc w:val="start"/>
         <w:bidi w:val="1"/>
       </w:pPr>
       <w:r>
@@ -4339,7 +4339,7 @@
     <w:p>
       <w:pPr>
         <w:spacing w:after="180" w:line="324" w:lineRule="auto"/>
-        <w:jc w:val="right"/>
+        <w:jc w:val="start"/>
         <w:bidi w:val="1"/>
       </w:pPr>
       <w:r>
@@ -4357,7 +4357,7 @@
     <w:p>
       <w:pPr>
         <w:pStyle w:val="Heading2"/>
-        <w:jc w:val="right"/>
+        <w:jc w:val="start"/>
         <w:keepNext/>
         <w:bidi w:val="1"/>
       </w:pPr>
@@ -4376,7 +4376,7 @@
     <w:p>
       <w:pPr>
         <w:spacing w:after="60" w:line="324" w:lineRule="auto"/>
-        <w:jc w:val="right"/>
+        <w:jc w:val="start"/>
         <w:bidi w:val="1"/>
       </w:pPr>
       <w:r>
@@ -4394,7 +4394,7 @@
     <w:p>
       <w:pPr>
         <w:spacing w:after="80" w:line="324" w:lineRule="auto"/>
-        <w:jc w:val="right"/>
+        <w:jc w:val="start"/>
         <w:bidi w:val="1"/>
       </w:pPr>
       <w:r>
@@ -4410,7 +4410,7 @@
     <w:p>
       <w:pPr>
         <w:spacing w:after="80" w:line="324" w:lineRule="auto"/>
-        <w:jc w:val="right"/>
+        <w:jc w:val="start"/>
         <w:bidi w:val="1"/>
       </w:pPr>
       <w:r>
@@ -4426,7 +4426,7 @@
     <w:p>
       <w:pPr>
         <w:spacing w:after="80" w:line="324" w:lineRule="auto"/>
-        <w:jc w:val="right"/>
+        <w:jc w:val="start"/>
         <w:bidi w:val="1"/>
       </w:pPr>
       <w:r>
@@ -4442,7 +4442,7 @@
     <w:p>
       <w:pPr>
         <w:spacing w:after="180" w:line="324" w:lineRule="auto"/>
-        <w:jc w:val="right"/>
+        <w:jc w:val="start"/>
         <w:bidi w:val="1"/>
       </w:pPr>
       <w:r>
@@ -4460,7 +4460,7 @@
     <w:p>
       <w:pPr>
         <w:pStyle w:val="Heading2"/>
-        <w:jc w:val="right"/>
+        <w:jc w:val="start"/>
         <w:keepNext/>
         <w:bidi w:val="1"/>
       </w:pPr>
@@ -4479,7 +4479,7 @@
     <w:p>
       <w:pPr>
         <w:spacing w:after="60" w:line="324" w:lineRule="auto"/>
-        <w:jc w:val="right"/>
+        <w:jc w:val="start"/>
         <w:bidi w:val="1"/>
       </w:pPr>
       <w:r>
@@ -4497,7 +4497,7 @@
     <w:p>
       <w:pPr>
         <w:spacing w:after="80" w:line="324" w:lineRule="auto"/>
-        <w:jc w:val="right"/>
+        <w:jc w:val="start"/>
         <w:bidi w:val="1"/>
       </w:pPr>
       <w:r>
@@ -4513,7 +4513,7 @@
     <w:p>
       <w:pPr>
         <w:spacing w:after="80" w:line="324" w:lineRule="auto"/>
-        <w:jc w:val="right"/>
+        <w:jc w:val="start"/>
         <w:bidi w:val="1"/>
       </w:pPr>
       <w:r>
@@ -4529,7 +4529,7 @@
     <w:p>
       <w:pPr>
         <w:spacing w:after="80" w:line="324" w:lineRule="auto"/>
-        <w:jc w:val="right"/>
+        <w:jc w:val="start"/>
         <w:bidi w:val="1"/>
       </w:pPr>
       <w:r>
@@ -4545,7 +4545,7 @@
     <w:p>
       <w:pPr>
         <w:spacing w:after="180" w:line="324" w:lineRule="auto"/>
-        <w:jc w:val="right"/>
+        <w:jc w:val="start"/>
         <w:bidi w:val="1"/>
       </w:pPr>
       <w:r>
@@ -4563,7 +4563,7 @@
     <w:p>
       <w:pPr>
         <w:pStyle w:val="Heading2"/>
-        <w:jc w:val="right"/>
+        <w:jc w:val="start"/>
         <w:keepNext/>
         <w:bidi w:val="1"/>
       </w:pPr>
@@ -4582,7 +4582,7 @@
     <w:p>
       <w:pPr>
         <w:spacing w:after="60" w:line="324" w:lineRule="auto"/>
-        <w:jc w:val="right"/>
+        <w:jc w:val="start"/>
         <w:bidi w:val="1"/>
       </w:pPr>
       <w:r>
@@ -4600,7 +4600,7 @@
     <w:p>
       <w:pPr>
         <w:spacing w:after="80" w:line="324" w:lineRule="auto"/>
-        <w:jc w:val="right"/>
+        <w:jc w:val="start"/>
         <w:bidi w:val="1"/>
       </w:pPr>
       <w:r>
@@ -4616,7 +4616,7 @@
     <w:p>
       <w:pPr>
         <w:spacing w:after="80" w:line="324" w:lineRule="auto"/>
-        <w:jc w:val="right"/>
+        <w:jc w:val="start"/>
         <w:bidi w:val="1"/>
       </w:pPr>
       <w:r>
@@ -4632,7 +4632,7 @@
     <w:p>
       <w:pPr>
         <w:spacing w:after="80" w:line="324" w:lineRule="auto"/>
-        <w:jc w:val="right"/>
+        <w:jc w:val="start"/>
         <w:bidi w:val="1"/>
       </w:pPr>
       <w:r>
@@ -4648,7 +4648,7 @@
     <w:p>
       <w:pPr>
         <w:spacing w:after="180" w:line="324" w:lineRule="auto"/>
-        <w:jc w:val="right"/>
+        <w:jc w:val="start"/>
         <w:bidi w:val="1"/>
       </w:pPr>
       <w:r>
@@ -4672,7 +4672,7 @@
       <w:pPr>
         <w:pStyle w:val="Heading1"/>
         <w:spacing w:before="240" w:after="140"/>
-        <w:jc w:val="right"/>
+        <w:jc w:val="start"/>
         <w:keepNext/>
         <w:bidi w:val="1"/>
       </w:pPr>
@@ -4691,7 +4691,7 @@
     <w:p>
       <w:pPr>
         <w:spacing w:after="100" w:line="324" w:lineRule="auto"/>
-        <w:jc w:val="right"/>
+        <w:jc w:val="start"/>
         <w:bidi w:val="1"/>
       </w:pPr>
       <w:r>
@@ -4707,7 +4707,7 @@
     <w:p>
       <w:pPr>
         <w:pStyle w:val="Heading2"/>
-        <w:jc w:val="right"/>
+        <w:jc w:val="start"/>
         <w:keepNext/>
         <w:bidi w:val="1"/>
       </w:pPr>
@@ -4726,7 +4726,7 @@
     <w:p>
       <w:pPr>
         <w:spacing w:after="60" w:line="324" w:lineRule="auto"/>
-        <w:jc w:val="right"/>
+        <w:jc w:val="start"/>
         <w:bidi w:val="1"/>
       </w:pPr>
       <w:r>
@@ -4744,7 +4744,7 @@
     <w:p>
       <w:pPr>
         <w:spacing w:after="80" w:line="324" w:lineRule="auto"/>
-        <w:jc w:val="right"/>
+        <w:jc w:val="start"/>
         <w:bidi w:val="1"/>
       </w:pPr>
       <w:r>
@@ -4760,7 +4760,7 @@
     <w:p>
       <w:pPr>
         <w:spacing w:after="80" w:line="324" w:lineRule="auto"/>
-        <w:jc w:val="right"/>
+        <w:jc w:val="start"/>
         <w:bidi w:val="1"/>
       </w:pPr>
       <w:r>
@@ -4776,7 +4776,7 @@
     <w:p>
       <w:pPr>
         <w:spacing w:after="80" w:line="324" w:lineRule="auto"/>
-        <w:jc w:val="right"/>
+        <w:jc w:val="start"/>
         <w:bidi w:val="1"/>
       </w:pPr>
       <w:r>
@@ -4792,7 +4792,7 @@
     <w:p>
       <w:pPr>
         <w:spacing w:after="180" w:line="324" w:lineRule="auto"/>
-        <w:jc w:val="right"/>
+        <w:jc w:val="start"/>
         <w:bidi w:val="1"/>
       </w:pPr>
       <w:r>
@@ -4810,7 +4810,7 @@
     <w:p>
       <w:pPr>
         <w:pStyle w:val="Heading2"/>
-        <w:jc w:val="right"/>
+        <w:jc w:val="start"/>
         <w:keepNext/>
         <w:bidi w:val="1"/>
       </w:pPr>
@@ -4829,7 +4829,7 @@
     <w:p>
       <w:pPr>
         <w:spacing w:after="60" w:line="324" w:lineRule="auto"/>
-        <w:jc w:val="right"/>
+        <w:jc w:val="start"/>
         <w:bidi w:val="1"/>
       </w:pPr>
       <w:r>
@@ -4847,7 +4847,7 @@
     <w:p>
       <w:pPr>
         <w:spacing w:after="80" w:line="324" w:lineRule="auto"/>
-        <w:jc w:val="right"/>
+        <w:jc w:val="start"/>
         <w:bidi w:val="1"/>
       </w:pPr>
       <w:r>
@@ -4863,7 +4863,7 @@
     <w:p>
       <w:pPr>
         <w:spacing w:after="80" w:line="324" w:lineRule="auto"/>
-        <w:jc w:val="right"/>
+        <w:jc w:val="start"/>
         <w:bidi w:val="1"/>
       </w:pPr>
       <w:r>
@@ -4879,7 +4879,7 @@
     <w:p>
       <w:pPr>
         <w:spacing w:after="80" w:line="324" w:lineRule="auto"/>
-        <w:jc w:val="right"/>
+        <w:jc w:val="start"/>
         <w:bidi w:val="1"/>
       </w:pPr>
       <w:r>
@@ -4895,7 +4895,7 @@
     <w:p>
       <w:pPr>
         <w:spacing w:after="180" w:line="324" w:lineRule="auto"/>
-        <w:jc w:val="right"/>
+        <w:jc w:val="start"/>
         <w:bidi w:val="1"/>
       </w:pPr>
       <w:r>
@@ -4913,7 +4913,7 @@
     <w:p>
       <w:pPr>
         <w:pStyle w:val="Heading2"/>
-        <w:jc w:val="right"/>
+        <w:jc w:val="start"/>
         <w:keepNext/>
         <w:bidi w:val="1"/>
       </w:pPr>
@@ -4932,7 +4932,7 @@
     <w:p>
       <w:pPr>
         <w:spacing w:after="60" w:line="324" w:lineRule="auto"/>
-        <w:jc w:val="right"/>
+        <w:jc w:val="start"/>
         <w:bidi w:val="1"/>
       </w:pPr>
       <w:r>
@@ -4950,7 +4950,7 @@
     <w:p>
       <w:pPr>
         <w:spacing w:after="80" w:line="324" w:lineRule="auto"/>
-        <w:jc w:val="right"/>
+        <w:jc w:val="start"/>
         <w:bidi w:val="1"/>
       </w:pPr>
       <w:r>
@@ -4966,7 +4966,7 @@
     <w:p>
       <w:pPr>
         <w:spacing w:after="80" w:line="324" w:lineRule="auto"/>
-        <w:jc w:val="right"/>
+        <w:jc w:val="start"/>
         <w:bidi w:val="1"/>
       </w:pPr>
       <w:r>
@@ -4982,7 +4982,7 @@
     <w:p>
       <w:pPr>
         <w:spacing w:after="80" w:line="324" w:lineRule="auto"/>
-        <w:jc w:val="right"/>
+        <w:jc w:val="start"/>
         <w:bidi w:val="1"/>
       </w:pPr>
       <w:r>
@@ -4998,7 +4998,7 @@
     <w:p>
       <w:pPr>
         <w:spacing w:after="180" w:line="324" w:lineRule="auto"/>
-        <w:jc w:val="right"/>
+        <w:jc w:val="start"/>
         <w:bidi w:val="1"/>
       </w:pPr>
       <w:r>
@@ -5016,7 +5016,7 @@
     <w:p>
       <w:pPr>
         <w:pStyle w:val="Heading2"/>
-        <w:jc w:val="right"/>
+        <w:jc w:val="start"/>
         <w:keepNext/>
         <w:bidi w:val="1"/>
       </w:pPr>
@@ -5035,7 +5035,7 @@
     <w:p>
       <w:pPr>
         <w:spacing w:after="60" w:line="324" w:lineRule="auto"/>
-        <w:jc w:val="right"/>
+        <w:jc w:val="start"/>
         <w:bidi w:val="1"/>
       </w:pPr>
       <w:r>
@@ -5053,7 +5053,7 @@
     <w:p>
       <w:pPr>
         <w:spacing w:after="80" w:line="324" w:lineRule="auto"/>
-        <w:jc w:val="right"/>
+        <w:jc w:val="start"/>
         <w:bidi w:val="1"/>
       </w:pPr>
       <w:r>
@@ -5069,7 +5069,7 @@
     <w:p>
       <w:pPr>
         <w:spacing w:after="80" w:line="324" w:lineRule="auto"/>
-        <w:jc w:val="right"/>
+        <w:jc w:val="start"/>
         <w:bidi w:val="1"/>
       </w:pPr>
       <w:r>
@@ -5085,7 +5085,7 @@
     <w:p>
       <w:pPr>
         <w:spacing w:after="80" w:line="324" w:lineRule="auto"/>
-        <w:jc w:val="right"/>
+        <w:jc w:val="start"/>
         <w:bidi w:val="1"/>
       </w:pPr>
       <w:r>
@@ -5101,7 +5101,7 @@
     <w:p>
       <w:pPr>
         <w:spacing w:after="180" w:line="324" w:lineRule="auto"/>
-        <w:jc w:val="right"/>
+        <w:jc w:val="start"/>
         <w:bidi w:val="1"/>
       </w:pPr>
       <w:r>
@@ -5119,7 +5119,7 @@
     <w:p>
       <w:pPr>
         <w:pStyle w:val="Heading2"/>
-        <w:jc w:val="right"/>
+        <w:jc w:val="start"/>
         <w:keepNext/>
         <w:bidi w:val="1"/>
       </w:pPr>
@@ -5138,7 +5138,7 @@
     <w:p>
       <w:pPr>
         <w:spacing w:after="60" w:line="324" w:lineRule="auto"/>
-        <w:jc w:val="right"/>
+        <w:jc w:val="start"/>
         <w:bidi w:val="1"/>
       </w:pPr>
       <w:r>
@@ -5156,7 +5156,7 @@
     <w:p>
       <w:pPr>
         <w:spacing w:after="80" w:line="324" w:lineRule="auto"/>
-        <w:jc w:val="right"/>
+        <w:jc w:val="start"/>
         <w:bidi w:val="1"/>
       </w:pPr>
       <w:r>
@@ -5172,7 +5172,7 @@
     <w:p>
       <w:pPr>
         <w:spacing w:after="80" w:line="324" w:lineRule="auto"/>
-        <w:jc w:val="right"/>
+        <w:jc w:val="start"/>
         <w:bidi w:val="1"/>
       </w:pPr>
       <w:r>
@@ -5188,7 +5188,7 @@
     <w:p>
       <w:pPr>
         <w:spacing w:after="80" w:line="324" w:lineRule="auto"/>
-        <w:jc w:val="right"/>
+        <w:jc w:val="start"/>
         <w:bidi w:val="1"/>
       </w:pPr>
       <w:r>
@@ -5204,7 +5204,7 @@
     <w:p>
       <w:pPr>
         <w:spacing w:after="180" w:line="324" w:lineRule="auto"/>
-        <w:jc w:val="right"/>
+        <w:jc w:val="start"/>
         <w:bidi w:val="1"/>
       </w:pPr>
       <w:r>
@@ -5222,7 +5222,7 @@
     <w:p>
       <w:pPr>
         <w:pStyle w:val="Heading2"/>
-        <w:jc w:val="right"/>
+        <w:jc w:val="start"/>
         <w:keepNext/>
         <w:bidi w:val="1"/>
       </w:pPr>
@@ -5241,7 +5241,7 @@
     <w:p>
       <w:pPr>
         <w:spacing w:after="60" w:line="324" w:lineRule="auto"/>
-        <w:jc w:val="right"/>
+        <w:jc w:val="start"/>
         <w:bidi w:val="1"/>
       </w:pPr>
       <w:r>
@@ -5259,7 +5259,7 @@
     <w:p>
       <w:pPr>
         <w:spacing w:after="80" w:line="324" w:lineRule="auto"/>
-        <w:jc w:val="right"/>
+        <w:jc w:val="start"/>
         <w:bidi w:val="1"/>
       </w:pPr>
       <w:r>
@@ -5275,7 +5275,7 @@
     <w:p>
       <w:pPr>
         <w:spacing w:after="80" w:line="324" w:lineRule="auto"/>
-        <w:jc w:val="right"/>
+        <w:jc w:val="start"/>
         <w:bidi w:val="1"/>
       </w:pPr>
       <w:r>
@@ -5291,7 +5291,7 @@
     <w:p>
       <w:pPr>
         <w:spacing w:after="80" w:line="324" w:lineRule="auto"/>
-        <w:jc w:val="right"/>
+        <w:jc w:val="start"/>
         <w:bidi w:val="1"/>
       </w:pPr>
       <w:r>
@@ -5307,7 +5307,7 @@
     <w:p>
       <w:pPr>
         <w:spacing w:after="180" w:line="324" w:lineRule="auto"/>
-        <w:jc w:val="right"/>
+        <w:jc w:val="start"/>
         <w:bidi w:val="1"/>
       </w:pPr>
       <w:r>
@@ -5325,7 +5325,7 @@
     <w:p>
       <w:pPr>
         <w:pStyle w:val="Heading2"/>
-        <w:jc w:val="right"/>
+        <w:jc w:val="start"/>
         <w:keepNext/>
         <w:bidi w:val="1"/>
       </w:pPr>
@@ -5344,7 +5344,7 @@
     <w:p>
       <w:pPr>
         <w:spacing w:after="60" w:line="324" w:lineRule="auto"/>
-        <w:jc w:val="right"/>
+        <w:jc w:val="start"/>
         <w:bidi w:val="1"/>
       </w:pPr>
       <w:r>
@@ -5362,7 +5362,7 @@
     <w:p>
       <w:pPr>
         <w:spacing w:after="80" w:line="324" w:lineRule="auto"/>
-        <w:jc w:val="right"/>
+        <w:jc w:val="start"/>
         <w:bidi w:val="1"/>
       </w:pPr>
       <w:r>
@@ -5378,7 +5378,7 @@
     <w:p>
       <w:pPr>
         <w:spacing w:after="80" w:line="324" w:lineRule="auto"/>
-        <w:jc w:val="right"/>
+        <w:jc w:val="start"/>
         <w:bidi w:val="1"/>
       </w:pPr>
       <w:r>
@@ -5394,7 +5394,7 @@
     <w:p>
       <w:pPr>
         <w:spacing w:after="80" w:line="324" w:lineRule="auto"/>
-        <w:jc w:val="right"/>
+        <w:jc w:val="start"/>
         <w:bidi w:val="1"/>
       </w:pPr>
       <w:r>
@@ -5410,7 +5410,7 @@
     <w:p>
       <w:pPr>
         <w:spacing w:after="180" w:line="324" w:lineRule="auto"/>
-        <w:jc w:val="right"/>
+        <w:jc w:val="start"/>
         <w:bidi w:val="1"/>
       </w:pPr>
       <w:r>
@@ -5428,7 +5428,7 @@
     <w:p>
       <w:pPr>
         <w:pStyle w:val="Heading2"/>
-        <w:jc w:val="right"/>
+        <w:jc w:val="start"/>
         <w:keepNext/>
         <w:bidi w:val="1"/>
       </w:pPr>
@@ -5447,7 +5447,7 @@
     <w:p>
       <w:pPr>
         <w:spacing w:after="60" w:line="324" w:lineRule="auto"/>
-        <w:jc w:val="right"/>
+        <w:jc w:val="start"/>
         <w:bidi w:val="1"/>
       </w:pPr>
       <w:r>
@@ -5465,7 +5465,7 @@
     <w:p>
       <w:pPr>
         <w:spacing w:after="80" w:line="324" w:lineRule="auto"/>
-        <w:jc w:val="right"/>
+        <w:jc w:val="start"/>
         <w:bidi w:val="1"/>
       </w:pPr>
       <w:r>
@@ -5481,7 +5481,7 @@
     <w:p>
       <w:pPr>
         <w:spacing w:after="80" w:line="324" w:lineRule="auto"/>
-        <w:jc w:val="right"/>
+        <w:jc w:val="start"/>
         <w:bidi w:val="1"/>
       </w:pPr>
       <w:r>
@@ -5497,7 +5497,7 @@
     <w:p>
       <w:pPr>
         <w:spacing w:after="80" w:line="324" w:lineRule="auto"/>
-        <w:jc w:val="right"/>
+        <w:jc w:val="start"/>
         <w:bidi w:val="1"/>
       </w:pPr>
       <w:r>
@@ -5513,7 +5513,7 @@
     <w:p>
       <w:pPr>
         <w:spacing w:after="180" w:line="324" w:lineRule="auto"/>
-        <w:jc w:val="right"/>
+        <w:jc w:val="start"/>
         <w:bidi w:val="1"/>
       </w:pPr>
       <w:r>
@@ -5531,7 +5531,7 @@
     <w:p>
       <w:pPr>
         <w:pStyle w:val="Heading2"/>
-        <w:jc w:val="right"/>
+        <w:jc w:val="start"/>
         <w:keepNext/>
         <w:bidi w:val="1"/>
       </w:pPr>
@@ -5550,7 +5550,7 @@
     <w:p>
       <w:pPr>
         <w:spacing w:after="60" w:line="324" w:lineRule="auto"/>
-        <w:jc w:val="right"/>
+        <w:jc w:val="start"/>
         <w:bidi w:val="1"/>
       </w:pPr>
       <w:r>
@@ -5568,7 +5568,7 @@
     <w:p>
       <w:pPr>
         <w:spacing w:after="80" w:line="324" w:lineRule="auto"/>
-        <w:jc w:val="right"/>
+        <w:jc w:val="start"/>
         <w:bidi w:val="1"/>
       </w:pPr>
       <w:r>
@@ -5584,7 +5584,7 @@
     <w:p>
       <w:pPr>
         <w:spacing w:after="80" w:line="324" w:lineRule="auto"/>
-        <w:jc w:val="right"/>
+        <w:jc w:val="start"/>
         <w:bidi w:val="1"/>
       </w:pPr>
       <w:r>
@@ -5600,7 +5600,7 @@
     <w:p>
       <w:pPr>
         <w:spacing w:after="80" w:line="324" w:lineRule="auto"/>
-        <w:jc w:val="right"/>
+        <w:jc w:val="start"/>
         <w:bidi w:val="1"/>
       </w:pPr>
       <w:r>
@@ -5616,7 +5616,7 @@
     <w:p>
       <w:pPr>
         <w:spacing w:after="180" w:line="324" w:lineRule="auto"/>
-        <w:jc w:val="right"/>
+        <w:jc w:val="start"/>
         <w:bidi w:val="1"/>
       </w:pPr>
       <w:r>
@@ -5634,7 +5634,7 @@
     <w:p>
       <w:pPr>
         <w:pStyle w:val="Heading2"/>
-        <w:jc w:val="right"/>
+        <w:jc w:val="start"/>
         <w:keepNext/>
         <w:bidi w:val="1"/>
       </w:pPr>
@@ -5653,7 +5653,7 @@
     <w:p>
       <w:pPr>
         <w:spacing w:after="60" w:line="324" w:lineRule="auto"/>
-        <w:jc w:val="right"/>
+        <w:jc w:val="start"/>
         <w:bidi w:val="1"/>
       </w:pPr>
       <w:r>
@@ -5671,7 +5671,7 @@
     <w:p>
       <w:pPr>
         <w:spacing w:after="80" w:line="324" w:lineRule="auto"/>
-        <w:jc w:val="right"/>
+        <w:jc w:val="start"/>
         <w:bidi w:val="1"/>
       </w:pPr>
       <w:r>
@@ -5687,7 +5687,7 @@
     <w:p>
       <w:pPr>
         <w:spacing w:after="80" w:line="324" w:lineRule="auto"/>
-        <w:jc w:val="right"/>
+        <w:jc w:val="start"/>
         <w:bidi w:val="1"/>
       </w:pPr>
       <w:r>
@@ -5703,7 +5703,7 @@
     <w:p>
       <w:pPr>
         <w:spacing w:after="80" w:line="324" w:lineRule="auto"/>
-        <w:jc w:val="right"/>
+        <w:jc w:val="start"/>
         <w:bidi w:val="1"/>
       </w:pPr>
       <w:r>
@@ -5719,7 +5719,7 @@
     <w:p>
       <w:pPr>
         <w:spacing w:after="180" w:line="324" w:lineRule="auto"/>
-        <w:jc w:val="right"/>
+        <w:jc w:val="start"/>
         <w:bidi w:val="1"/>
       </w:pPr>
       <w:r>
@@ -5743,7 +5743,7 @@
       <w:pPr>
         <w:pStyle w:val="Heading1"/>
         <w:spacing w:before="240" w:after="140"/>
-        <w:jc w:val="right"/>
+        <w:jc w:val="start"/>
         <w:keepNext/>
         <w:bidi w:val="1"/>
       </w:pPr>
@@ -5762,7 +5762,7 @@
     <w:p>
       <w:pPr>
         <w:spacing w:after="100" w:line="324" w:lineRule="auto"/>
-        <w:jc w:val="right"/>
+        <w:jc w:val="start"/>
         <w:bidi w:val="1"/>
       </w:pPr>
       <w:r>
@@ -5779,7 +5779,7 @@
       <w:pPr>
         <w:pStyle w:val="Heading2"/>
         <w:spacing w:before="160" w:after="140"/>
-        <w:jc w:val="right"/>
+        <w:jc w:val="start"/>
         <w:keepNext/>
         <w:bidi w:val="1"/>
       </w:pPr>
@@ -5798,7 +5798,7 @@
     <w:p>
       <w:pPr>
         <w:spacing w:after="100" w:line="324" w:lineRule="auto"/>
-        <w:jc w:val="right"/>
+        <w:jc w:val="start"/>
         <w:bidi w:val="1"/>
       </w:pPr>
       <w:r>
@@ -5843,7 +5843,7 @@
           </w:tcPr>
           <w:p>
             <w:pPr>
-              <w:jc w:val="right"/>
+              <w:jc w:val="start"/>
               <w:bidi w:val="1"/>
             </w:pPr>
             <w:r>
@@ -5860,7 +5860,7 @@
           </w:p>
           <w:p>
             <w:pPr>
-              <w:jc w:val="right"/>
+              <w:jc w:val="start"/>
               <w:bidi w:val="1"/>
             </w:pPr>
             <w:r>
@@ -5887,7 +5887,7 @@
       <w:pPr>
         <w:pStyle w:val="Heading2"/>
         <w:spacing w:before="160" w:after="140"/>
-        <w:jc w:val="right"/>
+        <w:jc w:val="start"/>
         <w:keepNext/>
         <w:bidi w:val="1"/>
       </w:pPr>
@@ -5906,7 +5906,7 @@
     <w:p>
       <w:pPr>
         <w:spacing w:after="100" w:line="324" w:lineRule="auto"/>
-        <w:jc w:val="right"/>
+        <w:jc w:val="start"/>
         <w:bidi w:val="1"/>
       </w:pPr>
       <w:r>
@@ -5951,7 +5951,7 @@
           </w:tcPr>
           <w:p>
             <w:pPr>
-              <w:jc w:val="right"/>
+              <w:jc w:val="start"/>
               <w:bidi w:val="1"/>
             </w:pPr>
             <w:r>
@@ -5968,7 +5968,7 @@
           </w:p>
           <w:p>
             <w:pPr>
-              <w:jc w:val="right"/>
+              <w:jc w:val="start"/>
               <w:bidi w:val="1"/>
             </w:pPr>
             <w:r>
@@ -5995,7 +5995,7 @@
       <w:pPr>
         <w:pStyle w:val="Heading2"/>
         <w:spacing w:before="160" w:after="140"/>
-        <w:jc w:val="right"/>
+        <w:jc w:val="start"/>
         <w:keepNext/>
         <w:bidi w:val="1"/>
       </w:pPr>
@@ -6014,7 +6014,7 @@
     <w:p>
       <w:pPr>
         <w:spacing w:after="100" w:line="324" w:lineRule="auto"/>
-        <w:jc w:val="right"/>
+        <w:jc w:val="start"/>
         <w:bidi w:val="1"/>
       </w:pPr>
       <w:r>
@@ -6059,7 +6059,7 @@
           </w:tcPr>
           <w:p>
             <w:pPr>
-              <w:jc w:val="right"/>
+              <w:jc w:val="start"/>
               <w:bidi w:val="1"/>
             </w:pPr>
             <w:r>
@@ -6076,7 +6076,7 @@
           </w:p>
           <w:p>
             <w:pPr>
-              <w:jc w:val="right"/>
+              <w:jc w:val="start"/>
               <w:bidi w:val="1"/>
             </w:pPr>
             <w:r>
@@ -6103,7 +6103,7 @@
       <w:pPr>
         <w:pStyle w:val="Heading2"/>
         <w:spacing w:before="160" w:after="140"/>
-        <w:jc w:val="right"/>
+        <w:jc w:val="start"/>
         <w:keepNext/>
         <w:bidi w:val="1"/>
       </w:pPr>
@@ -6122,7 +6122,7 @@
     <w:p>
       <w:pPr>
         <w:spacing w:after="100" w:line="324" w:lineRule="auto"/>
-        <w:jc w:val="right"/>
+        <w:jc w:val="start"/>
         <w:bidi w:val="1"/>
       </w:pPr>
       <w:r>
@@ -6167,7 +6167,7 @@
           </w:tcPr>
           <w:p>
             <w:pPr>
-              <w:jc w:val="right"/>
+              <w:jc w:val="start"/>
               <w:bidi w:val="1"/>
             </w:pPr>
             <w:r>
@@ -6184,7 +6184,7 @@
           </w:p>
           <w:p>
             <w:pPr>
-              <w:jc w:val="right"/>
+              <w:jc w:val="start"/>
               <w:bidi w:val="1"/>
             </w:pPr>
             <w:r>
@@ -6211,7 +6211,7 @@
       <w:pPr>
         <w:pStyle w:val="Heading2"/>
         <w:spacing w:before="160" w:after="140"/>
-        <w:jc w:val="right"/>
+        <w:jc w:val="start"/>
         <w:keepNext/>
         <w:bidi w:val="1"/>
       </w:pPr>
@@ -6230,7 +6230,7 @@
     <w:p>
       <w:pPr>
         <w:spacing w:after="100" w:line="324" w:lineRule="auto"/>
-        <w:jc w:val="right"/>
+        <w:jc w:val="start"/>
         <w:bidi w:val="1"/>
       </w:pPr>
       <w:r>
@@ -6275,7 +6275,7 @@
           </w:tcPr>
           <w:p>
             <w:pPr>
-              <w:jc w:val="right"/>
+              <w:jc w:val="start"/>
               <w:bidi w:val="1"/>
             </w:pPr>
             <w:r>
@@ -6292,7 +6292,7 @@
           </w:p>
           <w:p>
             <w:pPr>
-              <w:jc w:val="right"/>
+              <w:jc w:val="start"/>
               <w:bidi w:val="1"/>
             </w:pPr>
             <w:r>
@@ -6319,7 +6319,7 @@
       <w:pPr>
         <w:pStyle w:val="Heading2"/>
         <w:spacing w:before="160" w:after="140"/>
-        <w:jc w:val="right"/>
+        <w:jc w:val="start"/>
         <w:keepNext/>
         <w:bidi w:val="1"/>
       </w:pPr>
@@ -6338,7 +6338,7 @@
     <w:p>
       <w:pPr>
         <w:spacing w:after="100" w:line="324" w:lineRule="auto"/>
-        <w:jc w:val="right"/>
+        <w:jc w:val="start"/>
         <w:bidi w:val="1"/>
       </w:pPr>
       <w:r>
@@ -6383,7 +6383,7 @@
           </w:tcPr>
           <w:p>
             <w:pPr>
-              <w:jc w:val="right"/>
+              <w:jc w:val="start"/>
               <w:bidi w:val="1"/>
             </w:pPr>
             <w:r>
@@ -6400,7 +6400,7 @@
           </w:p>
           <w:p>
             <w:pPr>
-              <w:jc w:val="right"/>
+              <w:jc w:val="start"/>
               <w:bidi w:val="1"/>
             </w:pPr>
             <w:r>
@@ -6427,7 +6427,7 @@
       <w:pPr>
         <w:pStyle w:val="Heading2"/>
         <w:spacing w:before="160" w:after="140"/>
-        <w:jc w:val="right"/>
+        <w:jc w:val="start"/>
         <w:keepNext/>
         <w:bidi w:val="1"/>
       </w:pPr>
@@ -6446,7 +6446,7 @@
     <w:p>
       <w:pPr>
         <w:spacing w:after="100" w:line="324" w:lineRule="auto"/>
-        <w:jc w:val="right"/>
+        <w:jc w:val="start"/>
         <w:bidi w:val="1"/>
       </w:pPr>
       <w:r>
@@ -6491,7 +6491,7 @@
           </w:tcPr>
           <w:p>
             <w:pPr>
-              <w:jc w:val="right"/>
+              <w:jc w:val="start"/>
               <w:bidi w:val="1"/>
             </w:pPr>
             <w:r>
@@ -6508,7 +6508,7 @@
           </w:p>
           <w:p>
             <w:pPr>
-              <w:jc w:val="right"/>
+              <w:jc w:val="start"/>
               <w:bidi w:val="1"/>
             </w:pPr>
             <w:r>
@@ -6535,7 +6535,7 @@
       <w:pPr>
         <w:pStyle w:val="Heading2"/>
         <w:spacing w:before="160" w:after="140"/>
-        <w:jc w:val="right"/>
+        <w:jc w:val="start"/>
         <w:keepNext/>
         <w:bidi w:val="1"/>
       </w:pPr>
@@ -6554,7 +6554,7 @@
     <w:p>
       <w:pPr>
         <w:spacing w:after="100" w:line="324" w:lineRule="auto"/>
-        <w:jc w:val="right"/>
+        <w:jc w:val="start"/>
         <w:bidi w:val="1"/>
       </w:pPr>
       <w:r>
@@ -6599,7 +6599,7 @@
           </w:tcPr>
           <w:p>
             <w:pPr>
-              <w:jc w:val="right"/>
+              <w:jc w:val="start"/>
               <w:bidi w:val="1"/>
             </w:pPr>
             <w:r>
@@ -6616,7 +6616,7 @@
           </w:p>
           <w:p>
             <w:pPr>
-              <w:jc w:val="right"/>
+              <w:jc w:val="start"/>
               <w:bidi w:val="1"/>
             </w:pPr>
             <w:r>
@@ -6643,7 +6643,7 @@
       <w:pPr>
         <w:pStyle w:val="Heading2"/>
         <w:spacing w:before="160" w:after="140"/>
-        <w:jc w:val="right"/>
+        <w:jc w:val="start"/>
         <w:keepNext/>
         <w:bidi w:val="1"/>
       </w:pPr>
@@ -6662,7 +6662,7 @@
     <w:p>
       <w:pPr>
         <w:spacing w:after="100" w:line="324" w:lineRule="auto"/>
-        <w:jc w:val="right"/>
+        <w:jc w:val="start"/>
         <w:bidi w:val="1"/>
       </w:pPr>
       <w:r>
@@ -6707,7 +6707,7 @@
           </w:tcPr>
           <w:p>
             <w:pPr>
-              <w:jc w:val="right"/>
+              <w:jc w:val="start"/>
               <w:bidi w:val="1"/>
             </w:pPr>
             <w:r>
@@ -6724,7 +6724,7 @@
           </w:p>
           <w:p>
             <w:pPr>
-              <w:jc w:val="right"/>
+              <w:jc w:val="start"/>
               <w:bidi w:val="1"/>
             </w:pPr>
             <w:r>
@@ -6751,7 +6751,7 @@
       <w:pPr>
         <w:pStyle w:val="Heading2"/>
         <w:spacing w:before="160" w:after="140"/>
-        <w:jc w:val="right"/>
+        <w:jc w:val="start"/>
         <w:keepNext/>
         <w:bidi w:val="1"/>
       </w:pPr>
@@ -6770,7 +6770,7 @@
     <w:p>
       <w:pPr>
         <w:spacing w:after="100" w:line="324" w:lineRule="auto"/>
-        <w:jc w:val="right"/>
+        <w:jc w:val="start"/>
         <w:bidi w:val="1"/>
       </w:pPr>
       <w:r>
@@ -6815,7 +6815,7 @@
           </w:tcPr>
           <w:p>
             <w:pPr>
-              <w:jc w:val="right"/>
+              <w:jc w:val="start"/>
               <w:bidi w:val="1"/>
             </w:pPr>
             <w:r>
@@ -6832,7 +6832,7 @@
           </w:p>
           <w:p>
             <w:pPr>
-              <w:jc w:val="right"/>
+              <w:jc w:val="start"/>
               <w:bidi w:val="1"/>
             </w:pPr>
             <w:r>
@@ -6859,7 +6859,7 @@
       <w:pPr>
         <w:pStyle w:val="Heading2"/>
         <w:spacing w:before="160" w:after="140"/>
-        <w:jc w:val="right"/>
+        <w:jc w:val="start"/>
         <w:keepNext/>
         <w:bidi w:val="1"/>
       </w:pPr>
@@ -6878,7 +6878,7 @@
     <w:p>
       <w:pPr>
         <w:spacing w:after="100" w:line="324" w:lineRule="auto"/>
-        <w:jc w:val="right"/>
+        <w:jc w:val="start"/>
         <w:bidi w:val="1"/>
       </w:pPr>
       <w:r>
@@ -6923,7 +6923,7 @@
           </w:tcPr>
           <w:p>
             <w:pPr>
-              <w:jc w:val="right"/>
+              <w:jc w:val="start"/>
               <w:bidi w:val="1"/>
             </w:pPr>
             <w:r>
@@ -6940,7 +6940,7 @@
           </w:p>
           <w:p>
             <w:pPr>
-              <w:jc w:val="right"/>
+              <w:jc w:val="start"/>
               <w:bidi w:val="1"/>
             </w:pPr>
             <w:r>
@@ -6967,7 +6967,7 @@
       <w:pPr>
         <w:pStyle w:val="Heading2"/>
         <w:spacing w:before="160" w:after="140"/>
-        <w:jc w:val="right"/>
+        <w:jc w:val="start"/>
         <w:keepNext/>
         <w:bidi w:val="1"/>
       </w:pPr>
@@ -6986,7 +6986,7 @@
     <w:p>
       <w:pPr>
         <w:spacing w:after="100" w:line="324" w:lineRule="auto"/>
-        <w:jc w:val="right"/>
+        <w:jc w:val="start"/>
         <w:bidi w:val="1"/>
       </w:pPr>
       <w:r>
@@ -7031,7 +7031,7 @@
           </w:tcPr>
           <w:p>
             <w:pPr>
-              <w:jc w:val="right"/>
+              <w:jc w:val="start"/>
               <w:bidi w:val="1"/>
             </w:pPr>
             <w:r>
@@ -7048,7 +7048,7 @@
           </w:p>
           <w:p>
             <w:pPr>
-              <w:jc w:val="right"/>
+              <w:jc w:val="start"/>
               <w:bidi w:val="1"/>
             </w:pPr>
             <w:r>
@@ -7075,7 +7075,7 @@
       <w:pPr>
         <w:pStyle w:val="Heading2"/>
         <w:spacing w:before="160" w:after="140"/>
-        <w:jc w:val="right"/>
+        <w:jc w:val="start"/>
         <w:keepNext/>
         <w:bidi w:val="1"/>
       </w:pPr>
@@ -7094,7 +7094,7 @@
     <w:p>
       <w:pPr>
         <w:spacing w:after="100" w:line="324" w:lineRule="auto"/>
-        <w:jc w:val="right"/>
+        <w:jc w:val="start"/>
         <w:bidi w:val="1"/>
       </w:pPr>
       <w:r>
@@ -7139,7 +7139,7 @@
           </w:tcPr>
           <w:p>
             <w:pPr>
-              <w:jc w:val="right"/>
+              <w:jc w:val="start"/>
               <w:bidi w:val="1"/>
             </w:pPr>
             <w:r>
@@ -7156,7 +7156,7 @@
           </w:p>
           <w:p>
             <w:pPr>
-              <w:jc w:val="right"/>
+              <w:jc w:val="start"/>
               <w:bidi w:val="1"/>
             </w:pPr>
             <w:r>
@@ -7188,7 +7188,7 @@
       <w:pPr>
         <w:pStyle w:val="Heading1"/>
         <w:spacing w:before="240" w:after="140"/>
-        <w:jc w:val="right"/>
+        <w:jc w:val="start"/>
         <w:keepNext/>
         <w:bidi w:val="1"/>
       </w:pPr>
@@ -7208,7 +7208,7 @@
       <w:pPr>
         <w:pStyle w:val="Heading2"/>
         <w:spacing w:before="160" w:after="140"/>
-        <w:jc w:val="right"/>
+        <w:jc w:val="start"/>
         <w:keepNext/>
         <w:bidi w:val="1"/>
       </w:pPr>
@@ -7263,7 +7263,7 @@
           </w:tcPr>
           <w:p>
             <w:pPr>
-              <w:jc w:val="right"/>
+              <w:jc w:val="start"/>
               <w:bidi w:val="1"/>
             </w:pPr>
             <w:r>
@@ -7293,7 +7293,7 @@
           </w:tcPr>
           <w:p>
             <w:pPr>
-              <w:jc w:val="right"/>
+              <w:jc w:val="start"/>
               <w:bidi w:val="1"/>
             </w:pPr>
             <w:r>
@@ -7323,7 +7323,7 @@
           </w:tcPr>
           <w:p>
             <w:pPr>
-              <w:jc w:val="right"/>
+              <w:jc w:val="start"/>
               <w:bidi w:val="1"/>
             </w:pPr>
             <w:r>
@@ -7355,7 +7355,7 @@
           </w:tcPr>
           <w:p>
             <w:pPr>
-              <w:jc w:val="right"/>
+              <w:jc w:val="start"/>
               <w:bidi w:val="1"/>
             </w:pPr>
             <w:r>
@@ -7385,7 +7385,7 @@
           </w:tcPr>
           <w:p>
             <w:pPr>
-              <w:jc w:val="right"/>
+              <w:jc w:val="start"/>
               <w:bidi w:val="1"/>
             </w:pPr>
             <w:r>
@@ -7415,7 +7415,7 @@
           </w:tcPr>
           <w:p>
             <w:pPr>
-              <w:jc w:val="right"/>
+              <w:jc w:val="start"/>
               <w:bidi w:val="1"/>
             </w:pPr>
             <w:r>
@@ -7446,7 +7446,7 @@
           </w:tcPr>
           <w:p>
             <w:pPr>
-              <w:jc w:val="right"/>
+              <w:jc w:val="start"/>
               <w:bidi w:val="1"/>
             </w:pPr>
             <w:r>
@@ -7475,7 +7475,7 @@
           </w:tcPr>
           <w:p>
             <w:pPr>
-              <w:jc w:val="right"/>
+              <w:jc w:val="start"/>
               <w:bidi w:val="1"/>
             </w:pPr>
             <w:r>
@@ -7504,7 +7504,7 @@
           </w:tcPr>
           <w:p>
             <w:pPr>
-              <w:jc w:val="right"/>
+              <w:jc w:val="start"/>
               <w:bidi w:val="1"/>
             </w:pPr>
             <w:r>
@@ -7536,7 +7536,7 @@
           </w:tcPr>
           <w:p>
             <w:pPr>
-              <w:jc w:val="right"/>
+              <w:jc w:val="start"/>
               <w:bidi w:val="1"/>
             </w:pPr>
             <w:r>
@@ -7566,7 +7566,7 @@
           </w:tcPr>
           <w:p>
             <w:pPr>
-              <w:jc w:val="right"/>
+              <w:jc w:val="start"/>
               <w:bidi w:val="1"/>
             </w:pPr>
             <w:r>
@@ -7596,7 +7596,7 @@
           </w:tcPr>
           <w:p>
             <w:pPr>
-              <w:jc w:val="right"/>
+              <w:jc w:val="start"/>
               <w:bidi w:val="1"/>
             </w:pPr>
             <w:r>
@@ -7627,7 +7627,7 @@
           </w:tcPr>
           <w:p>
             <w:pPr>
-              <w:jc w:val="right"/>
+              <w:jc w:val="start"/>
               <w:bidi w:val="1"/>
             </w:pPr>
             <w:r>
@@ -7656,7 +7656,7 @@
           </w:tcPr>
           <w:p>
             <w:pPr>
-              <w:jc w:val="right"/>
+              <w:jc w:val="start"/>
               <w:bidi w:val="1"/>
             </w:pPr>
             <w:r>
@@ -7685,7 +7685,7 @@
           </w:tcPr>
           <w:p>
             <w:pPr>
-              <w:jc w:val="right"/>
+              <w:jc w:val="start"/>
               <w:bidi w:val="1"/>
             </w:pPr>
             <w:r>
@@ -7717,7 +7717,7 @@
           </w:tcPr>
           <w:p>
             <w:pPr>
-              <w:jc w:val="right"/>
+              <w:jc w:val="start"/>
               <w:bidi w:val="1"/>
             </w:pPr>
             <w:r>
@@ -7747,7 +7747,7 @@
           </w:tcPr>
           <w:p>
             <w:pPr>
-              <w:jc w:val="right"/>
+              <w:jc w:val="start"/>
               <w:bidi w:val="1"/>
             </w:pPr>
             <w:r>
@@ -7777,7 +7777,7 @@
           </w:tcPr>
           <w:p>
             <w:pPr>
-              <w:jc w:val="right"/>
+              <w:jc w:val="start"/>
               <w:bidi w:val="1"/>
             </w:pPr>
             <w:r>
@@ -7808,7 +7808,7 @@
           </w:tcPr>
           <w:p>
             <w:pPr>
-              <w:jc w:val="right"/>
+              <w:jc w:val="start"/>
               <w:bidi w:val="1"/>
             </w:pPr>
             <w:r>
@@ -7837,7 +7837,7 @@
           </w:tcPr>
           <w:p>
             <w:pPr>
-              <w:jc w:val="right"/>
+              <w:jc w:val="start"/>
               <w:bidi w:val="1"/>
             </w:pPr>
             <w:r>
@@ -7866,7 +7866,7 @@
           </w:tcPr>
           <w:p>
             <w:pPr>
-              <w:jc w:val="right"/>
+              <w:jc w:val="start"/>
               <w:bidi w:val="1"/>
             </w:pPr>
             <w:r>
@@ -7893,7 +7893,7 @@
       <w:pPr>
         <w:pStyle w:val="Heading2"/>
         <w:spacing w:before="160" w:after="140"/>
-        <w:jc w:val="right"/>
+        <w:jc w:val="start"/>
         <w:keepNext/>
         <w:bidi w:val="1"/>
       </w:pPr>
@@ -7913,7 +7913,7 @@
       <w:pPr>
         <w:pStyle w:val="Heading2"/>
         <w:spacing w:before="160" w:after="140"/>
-        <w:jc w:val="right"/>
+        <w:jc w:val="start"/>
         <w:keepNext/>
         <w:bidi w:val="1"/>
       </w:pPr>
@@ -7932,7 +7932,7 @@
     <w:p>
       <w:pPr>
         <w:spacing w:after="100" w:line="324" w:lineRule="auto"/>
-        <w:jc w:val="right"/>
+        <w:jc w:val="start"/>
         <w:bidi w:val="1"/>
       </w:pPr>
       <w:r>
@@ -7949,7 +7949,7 @@
       <w:pPr>
         <w:pStyle w:val="Heading2"/>
         <w:spacing w:before="160" w:after="140"/>
-        <w:jc w:val="right"/>
+        <w:jc w:val="start"/>
         <w:keepNext/>
         <w:bidi w:val="1"/>
       </w:pPr>
@@ -7968,7 +7968,7 @@
     <w:p>
       <w:pPr>
         <w:spacing w:after="100" w:line="324" w:lineRule="auto"/>
-        <w:jc w:val="right"/>
+        <w:jc w:val="start"/>
         <w:bidi w:val="1"/>
       </w:pPr>
       <w:r>
@@ -7985,7 +7985,7 @@
       <w:pPr>
         <w:pStyle w:val="Heading2"/>
         <w:spacing w:before="160" w:after="140"/>
-        <w:jc w:val="right"/>
+        <w:jc w:val="start"/>
         <w:keepNext/>
         <w:bidi w:val="1"/>
       </w:pPr>
@@ -8004,7 +8004,7 @@
     <w:p>
       <w:pPr>
         <w:spacing w:after="100" w:line="324" w:lineRule="auto"/>
-        <w:jc w:val="right"/>
+        <w:jc w:val="start"/>
         <w:bidi w:val="1"/>
       </w:pPr>
       <w:r>
@@ -8021,7 +8021,7 @@
       <w:pPr>
         <w:pStyle w:val="Heading2"/>
         <w:spacing w:before="160" w:after="140"/>
-        <w:jc w:val="right"/>
+        <w:jc w:val="start"/>
         <w:keepNext/>
         <w:bidi w:val="1"/>
       </w:pPr>
@@ -8040,7 +8040,7 @@
     <w:p>
       <w:pPr>
         <w:spacing w:after="100" w:line="324" w:lineRule="auto"/>
-        <w:jc w:val="right"/>
+        <w:jc w:val="start"/>
         <w:bidi w:val="1"/>
       </w:pPr>
       <w:r>
@@ -8057,7 +8057,7 @@
       <w:pPr>
         <w:pStyle w:val="Heading2"/>
         <w:spacing w:before="160" w:after="140"/>
-        <w:jc w:val="right"/>
+        <w:jc w:val="start"/>
         <w:keepNext/>
         <w:bidi w:val="1"/>
       </w:pPr>
@@ -8076,7 +8076,7 @@
     <w:p>
       <w:pPr>
         <w:spacing w:after="100" w:line="324" w:lineRule="auto"/>
-        <w:jc w:val="right"/>
+        <w:jc w:val="start"/>
         <w:bidi w:val="1"/>
       </w:pPr>
       <w:r>
@@ -8093,7 +8093,7 @@
       <w:pPr>
         <w:pStyle w:val="Heading2"/>
         <w:spacing w:before="160" w:after="140"/>
-        <w:jc w:val="right"/>
+        <w:jc w:val="start"/>
         <w:keepNext/>
         <w:bidi w:val="1"/>
       </w:pPr>
@@ -8112,7 +8112,7 @@
     <w:p>
       <w:pPr>
         <w:spacing w:after="100" w:line="324" w:lineRule="auto"/>
-        <w:jc w:val="right"/>
+        <w:jc w:val="start"/>
         <w:bidi w:val="1"/>
       </w:pPr>
       <w:r>
@@ -8129,7 +8129,7 @@
       <w:pPr>
         <w:pStyle w:val="Heading2"/>
         <w:spacing w:before="160" w:after="140"/>
-        <w:jc w:val="right"/>
+        <w:jc w:val="start"/>
         <w:keepNext/>
         <w:bidi w:val="1"/>
       </w:pPr>
@@ -8177,7 +8177,7 @@
           </w:tcPr>
           <w:p>
             <w:pPr>
-              <w:jc w:val="right"/>
+              <w:jc w:val="start"/>
               <w:bidi w:val="1"/>
             </w:pPr>
             <w:r>
@@ -8194,7 +8194,7 @@
           </w:p>
           <w:p>
             <w:pPr>
-              <w:jc w:val="right"/>
+              <w:jc w:val="start"/>
               <w:bidi w:val="1"/>
             </w:pPr>
             <w:r>
@@ -8226,7 +8226,7 @@
       <w:pPr>
         <w:pStyle w:val="Heading1"/>
         <w:spacing w:before="240" w:after="140"/>
-        <w:jc w:val="right"/>
+        <w:jc w:val="start"/>
         <w:keepNext/>
         <w:bidi w:val="1"/>
       </w:pPr>
@@ -8246,7 +8246,7 @@
       <w:pPr>
         <w:pStyle w:val="Heading2"/>
         <w:spacing w:before="160" w:after="140"/>
-        <w:jc w:val="right"/>
+        <w:jc w:val="start"/>
         <w:keepNext/>
         <w:bidi w:val="1"/>
       </w:pPr>
@@ -8265,7 +8265,7 @@
     <w:p>
       <w:pPr>
         <w:spacing w:after="80" w:line="300" w:lineRule="auto"/>
-        <w:jc w:val="right"/>
+        <w:jc w:val="start"/>
         <w:bidi w:val="1"/>
       </w:pPr>
       <w:r>
@@ -8292,7 +8292,7 @@
     <w:p>
       <w:pPr>
         <w:spacing w:after="80" w:line="300" w:lineRule="auto"/>
-        <w:jc w:val="right"/>
+        <w:jc w:val="start"/>
         <w:bidi w:val="1"/>
       </w:pPr>
       <w:r>
@@ -8319,7 +8319,7 @@
     <w:p>
       <w:pPr>
         <w:spacing w:after="80" w:line="300" w:lineRule="auto"/>
-        <w:jc w:val="right"/>
+        <w:jc w:val="start"/>
         <w:bidi w:val="1"/>
       </w:pPr>
       <w:r>
@@ -8346,7 +8346,7 @@
     <w:p>
       <w:pPr>
         <w:spacing w:after="80" w:line="300" w:lineRule="auto"/>
-        <w:jc w:val="right"/>
+        <w:jc w:val="start"/>
         <w:bidi w:val="1"/>
       </w:pPr>
       <w:r>
@@ -8373,7 +8373,7 @@
     <w:p>
       <w:pPr>
         <w:spacing w:after="80" w:line="300" w:lineRule="auto"/>
-        <w:jc w:val="right"/>
+        <w:jc w:val="start"/>
         <w:bidi w:val="1"/>
       </w:pPr>
       <w:r>
@@ -8401,7 +8401,7 @@
       <w:pPr>
         <w:pStyle w:val="Heading2"/>
         <w:spacing w:before="160" w:after="140"/>
-        <w:jc w:val="right"/>
+        <w:jc w:val="start"/>
         <w:keepNext/>
         <w:bidi w:val="1"/>
       </w:pPr>
@@ -8420,7 +8420,7 @@
     <w:p>
       <w:pPr>
         <w:spacing w:after="100" w:line="324" w:lineRule="auto"/>
-        <w:jc w:val="right"/>
+        <w:jc w:val="start"/>
         <w:bidi w:val="1"/>
       </w:pPr>
       <w:r>
@@ -8437,7 +8437,7 @@
       <w:pPr>
         <w:pStyle w:val="Heading2"/>
         <w:spacing w:before="160" w:after="140"/>
-        <w:jc w:val="right"/>
+        <w:jc w:val="start"/>
         <w:keepNext/>
         <w:bidi w:val="1"/>
       </w:pPr>
@@ -8491,7 +8491,7 @@
           </w:tcPr>
           <w:p>
             <w:pPr>
-              <w:jc w:val="right"/>
+              <w:jc w:val="start"/>
               <w:bidi w:val="1"/>
             </w:pPr>
             <w:r>
@@ -8521,7 +8521,7 @@
           </w:tcPr>
           <w:p>
             <w:pPr>
-              <w:jc w:val="right"/>
+              <w:jc w:val="start"/>
               <w:bidi w:val="1"/>
             </w:pPr>
             <w:r>
@@ -8553,7 +8553,7 @@
           </w:tcPr>
           <w:p>
             <w:pPr>
-              <w:jc w:val="right"/>
+              <w:jc w:val="start"/>
               <w:bidi w:val="1"/>
             </w:pPr>
             <w:r>
@@ -8583,7 +8583,7 @@
           </w:tcPr>
           <w:p>
             <w:pPr>
-              <w:jc w:val="right"/>
+              <w:jc w:val="start"/>
               <w:bidi w:val="1"/>
             </w:pPr>
             <w:r>
@@ -8614,7 +8614,7 @@
           </w:tcPr>
           <w:p>
             <w:pPr>
-              <w:jc w:val="right"/>
+              <w:jc w:val="start"/>
               <w:bidi w:val="1"/>
             </w:pPr>
             <w:r>
@@ -8643,7 +8643,7 @@
           </w:tcPr>
           <w:p>
             <w:pPr>
-              <w:jc w:val="right"/>
+              <w:jc w:val="start"/>
               <w:bidi w:val="1"/>
             </w:pPr>
             <w:r>
@@ -8675,7 +8675,7 @@
           </w:tcPr>
           <w:p>
             <w:pPr>
-              <w:jc w:val="right"/>
+              <w:jc w:val="start"/>
               <w:bidi w:val="1"/>
             </w:pPr>
             <w:r>
@@ -8705,7 +8705,7 @@
           </w:tcPr>
           <w:p>
             <w:pPr>
-              <w:jc w:val="right"/>
+              <w:jc w:val="start"/>
               <w:bidi w:val="1"/>
             </w:pPr>
             <w:r>
@@ -8736,7 +8736,7 @@
           </w:tcPr>
           <w:p>
             <w:pPr>
-              <w:jc w:val="right"/>
+              <w:jc w:val="start"/>
               <w:bidi w:val="1"/>
             </w:pPr>
             <w:r>
@@ -8765,7 +8765,7 @@
           </w:tcPr>
           <w:p>
             <w:pPr>
-              <w:jc w:val="right"/>
+              <w:jc w:val="start"/>
               <w:bidi w:val="1"/>
             </w:pPr>
             <w:r>
@@ -8797,7 +8797,7 @@
           </w:tcPr>
           <w:p>
             <w:pPr>
-              <w:jc w:val="right"/>
+              <w:jc w:val="start"/>
               <w:bidi w:val="1"/>
             </w:pPr>
             <w:r>
@@ -8827,7 +8827,7 @@
           </w:tcPr>
           <w:p>
             <w:pPr>
-              <w:jc w:val="right"/>
+              <w:jc w:val="start"/>
               <w:bidi w:val="1"/>
             </w:pPr>
             <w:r>
@@ -8858,7 +8858,7 @@
           </w:tcPr>
           <w:p>
             <w:pPr>
-              <w:jc w:val="right"/>
+              <w:jc w:val="start"/>
               <w:bidi w:val="1"/>
             </w:pPr>
             <w:r>
@@ -8887,7 +8887,7 @@
           </w:tcPr>
           <w:p>
             <w:pPr>
-              <w:jc w:val="right"/>
+              <w:jc w:val="start"/>
               <w:bidi w:val="1"/>
             </w:pPr>
             <w:r>
@@ -8914,7 +8914,7 @@
       <w:pPr>
         <w:pStyle w:val="Heading2"/>
         <w:spacing w:before="160" w:after="140"/>
-        <w:jc w:val="right"/>
+        <w:jc w:val="start"/>
         <w:keepNext/>
         <w:bidi w:val="1"/>
       </w:pPr>
@@ -8933,7 +8933,7 @@
     <w:p>
       <w:pPr>
         <w:spacing w:after="100" w:line="324" w:lineRule="auto"/>
-        <w:jc w:val="right"/>
+        <w:jc w:val="start"/>
         <w:bidi w:val="1"/>
       </w:pPr>
       <w:r>
@@ -8955,7 +8955,7 @@
       <w:pPr>
         <w:pStyle w:val="Heading1"/>
         <w:spacing w:before="240" w:after="140"/>
-        <w:jc w:val="right"/>
+        <w:jc w:val="start"/>
         <w:keepNext/>
         <w:bidi w:val="1"/>
       </w:pPr>
@@ -8975,7 +8975,7 @@
       <w:pPr>
         <w:pStyle w:val="Heading2"/>
         <w:spacing w:before="160" w:after="140"/>
-        <w:jc w:val="right"/>
+        <w:jc w:val="start"/>
         <w:keepNext/>
         <w:bidi w:val="1"/>
       </w:pPr>
@@ -8994,7 +8994,7 @@
     <w:p>
       <w:pPr>
         <w:spacing w:after="80" w:line="300" w:lineRule="auto"/>
-        <w:jc w:val="right"/>
+        <w:jc w:val="start"/>
         <w:bidi w:val="1"/>
       </w:pPr>
       <w:r>
@@ -9021,7 +9021,7 @@
     <w:p>
       <w:pPr>
         <w:spacing w:after="80" w:line="300" w:lineRule="auto"/>
-        <w:jc w:val="right"/>
+        <w:jc w:val="start"/>
         <w:bidi w:val="1"/>
       </w:pPr>
       <w:r>
@@ -9048,7 +9048,7 @@
     <w:p>
       <w:pPr>
         <w:spacing w:after="80" w:line="300" w:lineRule="auto"/>
-        <w:jc w:val="right"/>
+        <w:jc w:val="start"/>
         <w:bidi w:val="1"/>
       </w:pPr>
       <w:r>
@@ -9075,7 +9075,7 @@
     <w:p>
       <w:pPr>
         <w:spacing w:after="80" w:line="300" w:lineRule="auto"/>
-        <w:jc w:val="right"/>
+        <w:jc w:val="start"/>
         <w:bidi w:val="1"/>
       </w:pPr>
       <w:r>
@@ -9102,7 +9102,7 @@
     <w:p>
       <w:pPr>
         <w:spacing w:after="80" w:line="300" w:lineRule="auto"/>
-        <w:jc w:val="right"/>
+        <w:jc w:val="start"/>
         <w:bidi w:val="1"/>
       </w:pPr>
       <w:r>
@@ -9130,7 +9130,7 @@
       <w:pPr>
         <w:pStyle w:val="Heading2"/>
         <w:spacing w:before="160" w:after="140"/>
-        <w:jc w:val="right"/>
+        <w:jc w:val="start"/>
         <w:keepNext/>
         <w:bidi w:val="1"/>
       </w:pPr>
@@ -9149,7 +9149,7 @@
     <w:p>
       <w:pPr>
         <w:spacing w:after="80" w:line="300" w:lineRule="auto"/>
-        <w:jc w:val="right"/>
+        <w:jc w:val="start"/>
         <w:bidi w:val="1"/>
       </w:pPr>
       <w:r>
@@ -9176,7 +9176,7 @@
     <w:p>
       <w:pPr>
         <w:spacing w:after="80" w:line="300" w:lineRule="auto"/>
-        <w:jc w:val="right"/>
+        <w:jc w:val="start"/>
         <w:bidi w:val="1"/>
       </w:pPr>
       <w:r>
@@ -9203,7 +9203,7 @@
     <w:p>
       <w:pPr>
         <w:spacing w:after="80" w:line="300" w:lineRule="auto"/>
-        <w:jc w:val="right"/>
+        <w:jc w:val="start"/>
         <w:bidi w:val="1"/>
       </w:pPr>
       <w:r>
@@ -9230,7 +9230,7 @@
     <w:p>
       <w:pPr>
         <w:spacing w:after="80" w:line="300" w:lineRule="auto"/>
-        <w:jc w:val="right"/>
+        <w:jc w:val="start"/>
         <w:bidi w:val="1"/>
       </w:pPr>
       <w:r>
@@ -9257,7 +9257,7 @@
     <w:p>
       <w:pPr>
         <w:spacing w:after="80" w:line="300" w:lineRule="auto"/>
-        <w:jc w:val="right"/>
+        <w:jc w:val="start"/>
         <w:bidi w:val="1"/>
       </w:pPr>
       <w:r>
@@ -9285,7 +9285,7 @@
       <w:pPr>
         <w:pStyle w:val="Heading2"/>
         <w:spacing w:before="160" w:after="140"/>
-        <w:jc w:val="right"/>
+        <w:jc w:val="start"/>
         <w:keepNext/>
         <w:bidi w:val="1"/>
       </w:pPr>
@@ -9339,7 +9339,7 @@
           </w:tcPr>
           <w:p>
             <w:pPr>
-              <w:jc w:val="right"/>
+              <w:jc w:val="start"/>
               <w:bidi w:val="1"/>
             </w:pPr>
             <w:r>
@@ -9369,7 +9369,7 @@
           </w:tcPr>
           <w:p>
             <w:pPr>
-              <w:jc w:val="right"/>
+              <w:jc w:val="start"/>
               <w:bidi w:val="1"/>
             </w:pPr>
             <w:r>
@@ -9401,7 +9401,7 @@
           </w:tcPr>
           <w:p>
             <w:pPr>
-              <w:jc w:val="right"/>
+              <w:jc w:val="start"/>
               <w:bidi w:val="1"/>
             </w:pPr>
             <w:r>
@@ -9431,7 +9431,7 @@
           </w:tcPr>
           <w:p>
             <w:pPr>
-              <w:jc w:val="right"/>
+              <w:jc w:val="start"/>
               <w:bidi w:val="1"/>
             </w:pPr>
             <w:r>
@@ -9462,7 +9462,7 @@
           </w:tcPr>
           <w:p>
             <w:pPr>
-              <w:jc w:val="right"/>
+              <w:jc w:val="start"/>
               <w:bidi w:val="1"/>
             </w:pPr>
             <w:r>
@@ -9491,7 +9491,7 @@
           </w:tcPr>
           <w:p>
             <w:pPr>
-              <w:jc w:val="right"/>
+              <w:jc w:val="start"/>
               <w:bidi w:val="1"/>
             </w:pPr>
             <w:r>
@@ -9523,7 +9523,7 @@
           </w:tcPr>
           <w:p>
             <w:pPr>
-              <w:jc w:val="right"/>
+              <w:jc w:val="start"/>
               <w:bidi w:val="1"/>
             </w:pPr>
             <w:r>
@@ -9553,7 +9553,7 @@
           </w:tcPr>
           <w:p>
             <w:pPr>
-              <w:jc w:val="right"/>
+              <w:jc w:val="start"/>
               <w:bidi w:val="1"/>
             </w:pPr>
             <w:r>
@@ -9584,7 +9584,7 @@
           </w:tcPr>
           <w:p>
             <w:pPr>
-              <w:jc w:val="right"/>
+              <w:jc w:val="start"/>
               <w:bidi w:val="1"/>
             </w:pPr>
             <w:r>
@@ -9613,7 +9613,7 @@
           </w:tcPr>
           <w:p>
             <w:pPr>
-              <w:jc w:val="right"/>
+              <w:jc w:val="start"/>
               <w:bidi w:val="1"/>
             </w:pPr>
             <w:r>
@@ -9645,7 +9645,7 @@
           </w:tcPr>
           <w:p>
             <w:pPr>
-              <w:jc w:val="right"/>
+              <w:jc w:val="start"/>
               <w:bidi w:val="1"/>
             </w:pPr>
             <w:r>
@@ -9675,7 +9675,7 @@
           </w:tcPr>
           <w:p>
             <w:pPr>
-              <w:jc w:val="right"/>
+              <w:jc w:val="start"/>
               <w:bidi w:val="1"/>
             </w:pPr>
             <w:r>
@@ -9706,7 +9706,7 @@
           </w:tcPr>
           <w:p>
             <w:pPr>
-              <w:jc w:val="right"/>
+              <w:jc w:val="start"/>
               <w:bidi w:val="1"/>
             </w:pPr>
             <w:r>
@@ -9735,7 +9735,7 @@
           </w:tcPr>
           <w:p>
             <w:pPr>
-              <w:jc w:val="right"/>
+              <w:jc w:val="start"/>
               <w:bidi w:val="1"/>
             </w:pPr>
             <w:r>
@@ -9767,7 +9767,7 @@
           </w:tcPr>
           <w:p>
             <w:pPr>
-              <w:jc w:val="right"/>
+              <w:jc w:val="start"/>
               <w:bidi w:val="1"/>
             </w:pPr>
             <w:r>
@@ -9797,7 +9797,7 @@
           </w:tcPr>
           <w:p>
             <w:pPr>
-              <w:jc w:val="right"/>
+              <w:jc w:val="start"/>
               <w:bidi w:val="1"/>
             </w:pPr>
             <w:r>
@@ -9823,7 +9823,7 @@
     <w:p>
       <w:pPr>
         <w:spacing w:after="100" w:line="324" w:lineRule="auto"/>
-        <w:jc w:val="right"/>
+        <w:jc w:val="start"/>
         <w:bidi w:val="1"/>
       </w:pPr>
       <w:r>
@@ -9840,7 +9840,7 @@
       <w:pPr>
         <w:pStyle w:val="Heading2"/>
         <w:spacing w:before="160" w:after="140"/>
-        <w:jc w:val="right"/>
+        <w:jc w:val="start"/>
         <w:keepNext/>
         <w:bidi w:val="1"/>
       </w:pPr>
@@ -9888,7 +9888,7 @@
           </w:tcPr>
           <w:p>
             <w:pPr>
-              <w:jc w:val="right"/>
+              <w:jc w:val="start"/>
               <w:bidi w:val="1"/>
             </w:pPr>
             <w:r>
@@ -9905,7 +9905,7 @@
           </w:p>
           <w:p>
             <w:pPr>
-              <w:jc w:val="right"/>
+              <w:jc w:val="start"/>
               <w:bidi w:val="1"/>
             </w:pPr>
             <w:r>
@@ -9937,7 +9937,7 @@
       <w:pPr>
         <w:pStyle w:val="Heading1"/>
         <w:spacing w:before="240" w:after="140"/>
-        <w:jc w:val="right"/>
+        <w:jc w:val="start"/>
         <w:keepNext/>
         <w:bidi w:val="1"/>
       </w:pPr>
@@ -9956,7 +9956,7 @@
     <w:p>
       <w:pPr>
         <w:spacing w:after="100" w:line="324" w:lineRule="auto"/>
-        <w:jc w:val="right"/>
+        <w:jc w:val="start"/>
         <w:bidi w:val="1"/>
       </w:pPr>
       <w:r>
@@ -9973,7 +9973,7 @@
       <w:pPr>
         <w:pStyle w:val="Heading2"/>
         <w:spacing w:before="160" w:after="140"/>
-        <w:jc w:val="right"/>
+        <w:jc w:val="start"/>
         <w:keepNext/>
         <w:bidi w:val="1"/>
       </w:pPr>
@@ -10028,7 +10028,7 @@
           </w:tcPr>
           <w:p>
             <w:pPr>
-              <w:jc w:val="right"/>
+              <w:jc w:val="start"/>
               <w:bidi w:val="1"/>
             </w:pPr>
             <w:r>
@@ -10058,7 +10058,7 @@
           </w:tcPr>
           <w:p>
             <w:pPr>
-              <w:jc w:val="right"/>
+              <w:jc w:val="start"/>
               <w:bidi w:val="1"/>
             </w:pPr>
             <w:r>
@@ -10088,7 +10088,7 @@
           </w:tcPr>
           <w:p>
             <w:pPr>
-              <w:jc w:val="right"/>
+              <w:jc w:val="start"/>
               <w:bidi w:val="1"/>
             </w:pPr>
             <w:r>
@@ -10120,7 +10120,7 @@
           </w:tcPr>
           <w:p>
             <w:pPr>
-              <w:jc w:val="right"/>
+              <w:jc w:val="start"/>
               <w:bidi w:val="1"/>
             </w:pPr>
             <w:r>
@@ -10150,7 +10150,7 @@
           </w:tcPr>
           <w:p>
             <w:pPr>
-              <w:jc w:val="right"/>
+              <w:jc w:val="start"/>
               <w:bidi w:val="1"/>
             </w:pPr>
             <w:r>
@@ -10180,7 +10180,7 @@
           </w:tcPr>
           <w:p>
             <w:pPr>
-              <w:jc w:val="right"/>
+              <w:jc w:val="start"/>
               <w:bidi w:val="1"/>
             </w:pPr>
             <w:r>
@@ -10211,7 +10211,7 @@
           </w:tcPr>
           <w:p>
             <w:pPr>
-              <w:jc w:val="right"/>
+              <w:jc w:val="start"/>
               <w:bidi w:val="1"/>
             </w:pPr>
             <w:r>
@@ -10240,7 +10240,7 @@
           </w:tcPr>
           <w:p>
             <w:pPr>
-              <w:jc w:val="right"/>
+              <w:jc w:val="start"/>
               <w:bidi w:val="1"/>
             </w:pPr>
             <w:r>
@@ -10269,7 +10269,7 @@
           </w:tcPr>
           <w:p>
             <w:pPr>
-              <w:jc w:val="right"/>
+              <w:jc w:val="start"/>
               <w:bidi w:val="1"/>
             </w:pPr>
             <w:r>
@@ -10301,7 +10301,7 @@
           </w:tcPr>
           <w:p>
             <w:pPr>
-              <w:jc w:val="right"/>
+              <w:jc w:val="start"/>
               <w:bidi w:val="1"/>
             </w:pPr>
             <w:r>
@@ -10331,7 +10331,7 @@
           </w:tcPr>
           <w:p>
             <w:pPr>
-              <w:jc w:val="right"/>
+              <w:jc w:val="start"/>
               <w:bidi w:val="1"/>
             </w:pPr>
             <w:r>
@@ -10361,7 +10361,7 @@
           </w:tcPr>
           <w:p>
             <w:pPr>
-              <w:jc w:val="right"/>
+              <w:jc w:val="start"/>
               <w:bidi w:val="1"/>
             </w:pPr>
             <w:r>
@@ -10392,7 +10392,7 @@
           </w:tcPr>
           <w:p>
             <w:pPr>
-              <w:jc w:val="right"/>
+              <w:jc w:val="start"/>
               <w:bidi w:val="1"/>
             </w:pPr>
             <w:r>
@@ -10421,7 +10421,7 @@
           </w:tcPr>
           <w:p>
             <w:pPr>
-              <w:jc w:val="right"/>
+              <w:jc w:val="start"/>
               <w:bidi w:val="1"/>
             </w:pPr>
             <w:r>
@@ -10450,7 +10450,7 @@
           </w:tcPr>
           <w:p>
             <w:pPr>
-              <w:jc w:val="right"/>
+              <w:jc w:val="start"/>
               <w:bidi w:val="1"/>
             </w:pPr>
             <w:r>
@@ -10482,7 +10482,7 @@
           </w:tcPr>
           <w:p>
             <w:pPr>
-              <w:jc w:val="right"/>
+              <w:jc w:val="start"/>
               <w:bidi w:val="1"/>
             </w:pPr>
             <w:r>
@@ -10512,7 +10512,7 @@
           </w:tcPr>
           <w:p>
             <w:pPr>
-              <w:jc w:val="right"/>
+              <w:jc w:val="start"/>
               <w:bidi w:val="1"/>
             </w:pPr>
             <w:r>
@@ -10542,7 +10542,7 @@
           </w:tcPr>
           <w:p>
             <w:pPr>
-              <w:jc w:val="right"/>
+              <w:jc w:val="start"/>
               <w:bidi w:val="1"/>
             </w:pPr>
             <w:r>
@@ -10573,7 +10573,7 @@
           </w:tcPr>
           <w:p>
             <w:pPr>
-              <w:jc w:val="right"/>
+              <w:jc w:val="start"/>
               <w:bidi w:val="1"/>
             </w:pPr>
             <w:r>
@@ -10602,7 +10602,7 @@
           </w:tcPr>
           <w:p>
             <w:pPr>
-              <w:jc w:val="right"/>
+              <w:jc w:val="start"/>
               <w:bidi w:val="1"/>
             </w:pPr>
             <w:r>
@@ -10631,7 +10631,7 @@
           </w:tcPr>
           <w:p>
             <w:pPr>
-              <w:jc w:val="right"/>
+              <w:jc w:val="start"/>
               <w:bidi w:val="1"/>
             </w:pPr>
             <w:r>
@@ -10663,7 +10663,7 @@
           </w:tcPr>
           <w:p>
             <w:pPr>
-              <w:jc w:val="right"/>
+              <w:jc w:val="start"/>
               <w:bidi w:val="1"/>
             </w:pPr>
             <w:r>
@@ -10693,7 +10693,7 @@
           </w:tcPr>
           <w:p>
             <w:pPr>
-              <w:jc w:val="right"/>
+              <w:jc w:val="start"/>
               <w:bidi w:val="1"/>
             </w:pPr>
             <w:r>
@@ -10723,7 +10723,7 @@
           </w:tcPr>
           <w:p>
             <w:pPr>
-              <w:jc w:val="right"/>
+              <w:jc w:val="start"/>
               <w:bidi w:val="1"/>
             </w:pPr>
             <w:r>
@@ -10754,7 +10754,7 @@
           </w:tcPr>
           <w:p>
             <w:pPr>
-              <w:jc w:val="right"/>
+              <w:jc w:val="start"/>
               <w:bidi w:val="1"/>
             </w:pPr>
             <w:r>
@@ -10783,7 +10783,7 @@
           </w:tcPr>
           <w:p>
             <w:pPr>
-              <w:jc w:val="right"/>
+              <w:jc w:val="start"/>
               <w:bidi w:val="1"/>
             </w:pPr>
             <w:r>
@@ -10812,7 +10812,7 @@
           </w:tcPr>
           <w:p>
             <w:pPr>
-              <w:jc w:val="right"/>
+              <w:jc w:val="start"/>
               <w:bidi w:val="1"/>
             </w:pPr>
             <w:r>
@@ -10844,7 +10844,7 @@
           </w:tcPr>
           <w:p>
             <w:pPr>
-              <w:jc w:val="right"/>
+              <w:jc w:val="start"/>
               <w:bidi w:val="1"/>
             </w:pPr>
             <w:r>
@@ -10874,7 +10874,7 @@
           </w:tcPr>
           <w:p>
             <w:pPr>
-              <w:jc w:val="right"/>
+              <w:jc w:val="start"/>
               <w:bidi w:val="1"/>
             </w:pPr>
             <w:r>
@@ -10904,7 +10904,7 @@
           </w:tcPr>
           <w:p>
             <w:pPr>
-              <w:jc w:val="right"/>
+              <w:jc w:val="start"/>
               <w:bidi w:val="1"/>
             </w:pPr>
             <w:r>
@@ -10935,7 +10935,7 @@
           </w:tcPr>
           <w:p>
             <w:pPr>
-              <w:jc w:val="right"/>
+              <w:jc w:val="start"/>
               <w:bidi w:val="1"/>
             </w:pPr>
             <w:r>
@@ -10964,7 +10964,7 @@
           </w:tcPr>
           <w:p>
             <w:pPr>
-              <w:jc w:val="right"/>
+              <w:jc w:val="start"/>
               <w:bidi w:val="1"/>
             </w:pPr>
             <w:r>
@@ -10993,7 +10993,7 @@
           </w:tcPr>
           <w:p>
             <w:pPr>
-              <w:jc w:val="right"/>
+              <w:jc w:val="start"/>
               <w:bidi w:val="1"/>
             </w:pPr>
             <w:r>
@@ -11020,7 +11020,7 @@
       <w:pPr>
         <w:pStyle w:val="Heading2"/>
         <w:spacing w:before="160" w:after="140"/>
-        <w:jc w:val="right"/>
+        <w:jc w:val="start"/>
         <w:keepNext/>
         <w:bidi w:val="1"/>
       </w:pPr>
@@ -11075,7 +11075,7 @@
           </w:tcPr>
           <w:p>
             <w:pPr>
-              <w:jc w:val="right"/>
+              <w:jc w:val="start"/>
               <w:bidi w:val="1"/>
             </w:pPr>
             <w:r>
@@ -11105,7 +11105,7 @@
           </w:tcPr>
           <w:p>
             <w:pPr>
-              <w:jc w:val="right"/>
+              <w:jc w:val="start"/>
               <w:bidi w:val="1"/>
             </w:pPr>
             <w:r>
@@ -11135,7 +11135,7 @@
           </w:tcPr>
           <w:p>
             <w:pPr>
-              <w:jc w:val="right"/>
+              <w:jc w:val="start"/>
               <w:bidi w:val="1"/>
             </w:pPr>
             <w:r>
@@ -11167,7 +11167,7 @@
           </w:tcPr>
           <w:p>
             <w:pPr>
-              <w:jc w:val="right"/>
+              <w:jc w:val="start"/>
               <w:bidi w:val="1"/>
             </w:pPr>
             <w:r>
@@ -11197,7 +11197,7 @@
           </w:tcPr>
           <w:p>
             <w:pPr>
-              <w:jc w:val="right"/>
+              <w:jc w:val="start"/>
               <w:bidi w:val="1"/>
             </w:pPr>
             <w:r>
@@ -11227,7 +11227,7 @@
           </w:tcPr>
           <w:p>
             <w:pPr>
-              <w:jc w:val="right"/>
+              <w:jc w:val="start"/>
               <w:bidi w:val="1"/>
             </w:pPr>
             <w:r>
@@ -11258,7 +11258,7 @@
           </w:tcPr>
           <w:p>
             <w:pPr>
-              <w:jc w:val="right"/>
+              <w:jc w:val="start"/>
               <w:bidi w:val="1"/>
             </w:pPr>
             <w:r>
@@ -11287,7 +11287,7 @@
           </w:tcPr>
           <w:p>
             <w:pPr>
-              <w:jc w:val="right"/>
+              <w:jc w:val="start"/>
               <w:bidi w:val="1"/>
             </w:pPr>
             <w:r>
@@ -11316,7 +11316,7 @@
           </w:tcPr>
           <w:p>
             <w:pPr>
-              <w:jc w:val="right"/>
+              <w:jc w:val="start"/>
               <w:bidi w:val="1"/>
             </w:pPr>
             <w:r>
@@ -11348,7 +11348,7 @@
           </w:tcPr>
           <w:p>
             <w:pPr>
-              <w:jc w:val="right"/>
+              <w:jc w:val="start"/>
               <w:bidi w:val="1"/>
             </w:pPr>
             <w:r>
@@ -11378,7 +11378,7 @@
           </w:tcPr>
           <w:p>
             <w:pPr>
-              <w:jc w:val="right"/>
+              <w:jc w:val="start"/>
               <w:bidi w:val="1"/>
             </w:pPr>
             <w:r>
@@ -11408,7 +11408,7 @@
           </w:tcPr>
           <w:p>
             <w:pPr>
-              <w:jc w:val="right"/>
+              <w:jc w:val="start"/>
               <w:bidi w:val="1"/>
             </w:pPr>
             <w:r>
@@ -11439,7 +11439,7 @@
           </w:tcPr>
           <w:p>
             <w:pPr>
-              <w:jc w:val="right"/>
+              <w:jc w:val="start"/>
               <w:bidi w:val="1"/>
             </w:pPr>
             <w:r>
@@ -11468,7 +11468,7 @@
           </w:tcPr>
           <w:p>
             <w:pPr>
-              <w:jc w:val="right"/>
+              <w:jc w:val="start"/>
               <w:bidi w:val="1"/>
             </w:pPr>
             <w:r>
@@ -11497,7 +11497,7 @@
           </w:tcPr>
           <w:p>
             <w:pPr>
-              <w:jc w:val="right"/>
+              <w:jc w:val="start"/>
               <w:bidi w:val="1"/>
             </w:pPr>
             <w:r>
@@ -11529,7 +11529,7 @@
           </w:tcPr>
           <w:p>
             <w:pPr>
-              <w:jc w:val="right"/>
+              <w:jc w:val="start"/>
               <w:bidi w:val="1"/>
             </w:pPr>
             <w:r>
@@ -11559,7 +11559,7 @@
           </w:tcPr>
           <w:p>
             <w:pPr>
-              <w:jc w:val="right"/>
+              <w:jc w:val="start"/>
               <w:bidi w:val="1"/>
             </w:pPr>
             <w:r>
@@ -11589,7 +11589,7 @@
           </w:tcPr>
           <w:p>
             <w:pPr>
-              <w:jc w:val="right"/>
+              <w:jc w:val="start"/>
               <w:bidi w:val="1"/>
             </w:pPr>
             <w:r>
@@ -11620,7 +11620,7 @@
           </w:tcPr>
           <w:p>
             <w:pPr>
-              <w:jc w:val="right"/>
+              <w:jc w:val="start"/>
               <w:bidi w:val="1"/>
             </w:pPr>
             <w:r>
@@ -11649,7 +11649,7 @@
           </w:tcPr>
           <w:p>
             <w:pPr>
-              <w:jc w:val="right"/>
+              <w:jc w:val="start"/>
               <w:bidi w:val="1"/>
             </w:pPr>
             <w:r>
@@ -11678,7 +11678,7 @@
           </w:tcPr>
           <w:p>
             <w:pPr>
-              <w:jc w:val="right"/>
+              <w:jc w:val="start"/>
               <w:bidi w:val="1"/>
             </w:pPr>
             <w:r>
@@ -11710,7 +11710,7 @@
           </w:tcPr>
           <w:p>
             <w:pPr>
-              <w:jc w:val="right"/>
+              <w:jc w:val="start"/>
               <w:bidi w:val="1"/>
             </w:pPr>
             <w:r>
@@ -11740,7 +11740,7 @@
           </w:tcPr>
           <w:p>
             <w:pPr>
-              <w:jc w:val="right"/>
+              <w:jc w:val="start"/>
               <w:bidi w:val="1"/>
             </w:pPr>
             <w:r>
@@ -11770,7 +11770,7 @@
           </w:tcPr>
           <w:p>
             <w:pPr>
-              <w:jc w:val="right"/>
+              <w:jc w:val="start"/>
               <w:bidi w:val="1"/>
             </w:pPr>
             <w:r>
@@ -11801,7 +11801,7 @@
           </w:tcPr>
           <w:p>
             <w:pPr>
-              <w:jc w:val="right"/>
+              <w:jc w:val="start"/>
               <w:bidi w:val="1"/>
             </w:pPr>
             <w:r>
@@ -11830,7 +11830,7 @@
           </w:tcPr>
           <w:p>
             <w:pPr>
-              <w:jc w:val="right"/>
+              <w:jc w:val="start"/>
               <w:bidi w:val="1"/>
             </w:pPr>
             <w:r>
@@ -11859,7 +11859,7 @@
           </w:tcPr>
           <w:p>
             <w:pPr>
-              <w:jc w:val="right"/>
+              <w:jc w:val="start"/>
               <w:bidi w:val="1"/>
             </w:pPr>
             <w:r>
@@ -11891,7 +11891,7 @@
           </w:tcPr>
           <w:p>
             <w:pPr>
-              <w:jc w:val="right"/>
+              <w:jc w:val="start"/>
               <w:bidi w:val="1"/>
             </w:pPr>
             <w:r>
@@ -11921,7 +11921,7 @@
           </w:tcPr>
           <w:p>
             <w:pPr>
-              <w:jc w:val="right"/>
+              <w:jc w:val="start"/>
               <w:bidi w:val="1"/>
             </w:pPr>
             <w:r>
@@ -11951,7 +11951,7 @@
           </w:tcPr>
           <w:p>
             <w:pPr>
-              <w:jc w:val="right"/>
+              <w:jc w:val="start"/>
               <w:bidi w:val="1"/>
             </w:pPr>
             <w:r>
@@ -11982,7 +11982,7 @@
           </w:tcPr>
           <w:p>
             <w:pPr>
-              <w:jc w:val="right"/>
+              <w:jc w:val="start"/>
               <w:bidi w:val="1"/>
             </w:pPr>
             <w:r>
@@ -12011,7 +12011,7 @@
           </w:tcPr>
           <w:p>
             <w:pPr>
-              <w:jc w:val="right"/>
+              <w:jc w:val="start"/>
               <w:bidi w:val="1"/>
             </w:pPr>
             <w:r>
@@ -12040,7 +12040,7 @@
           </w:tcPr>
           <w:p>
             <w:pPr>
-              <w:jc w:val="right"/>
+              <w:jc w:val="start"/>
               <w:bidi w:val="1"/>
             </w:pPr>
             <w:r>
@@ -12072,7 +12072,7 @@
           </w:tcPr>
           <w:p>
             <w:pPr>
-              <w:jc w:val="right"/>
+              <w:jc w:val="start"/>
               <w:bidi w:val="1"/>
             </w:pPr>
             <w:r>
@@ -12102,7 +12102,7 @@
           </w:tcPr>
           <w:p>
             <w:pPr>
-              <w:jc w:val="right"/>
+              <w:jc w:val="start"/>
               <w:bidi w:val="1"/>
             </w:pPr>
             <w:r>
@@ -12132,7 +12132,7 @@
           </w:tcPr>
           <w:p>
             <w:pPr>
-              <w:jc w:val="right"/>
+              <w:jc w:val="start"/>
               <w:bidi w:val="1"/>
             </w:pPr>
             <w:r>
@@ -12163,7 +12163,7 @@
           </w:tcPr>
           <w:p>
             <w:pPr>
-              <w:jc w:val="right"/>
+              <w:jc w:val="start"/>
               <w:bidi w:val="1"/>
             </w:pPr>
             <w:r>
@@ -12192,7 +12192,7 @@
           </w:tcPr>
           <w:p>
             <w:pPr>
-              <w:jc w:val="right"/>
+              <w:jc w:val="start"/>
               <w:bidi w:val="1"/>
             </w:pPr>
             <w:r>
@@ -12221,7 +12221,7 @@
           </w:tcPr>
           <w:p>
             <w:pPr>
-              <w:jc w:val="right"/>
+              <w:jc w:val="start"/>
               <w:bidi w:val="1"/>
             </w:pPr>
             <w:r>
@@ -12253,7 +12253,7 @@
           </w:tcPr>
           <w:p>
             <w:pPr>
-              <w:jc w:val="right"/>
+              <w:jc w:val="start"/>
               <w:bidi w:val="1"/>
             </w:pPr>
             <w:r>
@@ -12283,7 +12283,7 @@
           </w:tcPr>
           <w:p>
             <w:pPr>
-              <w:jc w:val="right"/>
+              <w:jc w:val="start"/>
               <w:bidi w:val="1"/>
             </w:pPr>
             <w:r>
@@ -12313,7 +12313,7 @@
           </w:tcPr>
           <w:p>
             <w:pPr>
-              <w:jc w:val="right"/>
+              <w:jc w:val="start"/>
               <w:bidi w:val="1"/>
             </w:pPr>
             <w:r>
@@ -12340,7 +12340,7 @@
       <w:pPr>
         <w:pStyle w:val="Heading2"/>
         <w:spacing w:before="160" w:after="140"/>
-        <w:jc w:val="right"/>
+        <w:jc w:val="start"/>
         <w:keepNext/>
         <w:bidi w:val="1"/>
       </w:pPr>
@@ -12395,7 +12395,7 @@
           </w:tcPr>
           <w:p>
             <w:pPr>
-              <w:jc w:val="right"/>
+              <w:jc w:val="start"/>
               <w:bidi w:val="1"/>
             </w:pPr>
             <w:r>
@@ -12425,7 +12425,7 @@
           </w:tcPr>
           <w:p>
             <w:pPr>
-              <w:jc w:val="right"/>
+              <w:jc w:val="start"/>
               <w:bidi w:val="1"/>
             </w:pPr>
             <w:r>
@@ -12455,7 +12455,7 @@
           </w:tcPr>
           <w:p>
             <w:pPr>
-              <w:jc w:val="right"/>
+              <w:jc w:val="start"/>
               <w:bidi w:val="1"/>
             </w:pPr>
             <w:r>
@@ -12487,7 +12487,7 @@
           </w:tcPr>
           <w:p>
             <w:pPr>
-              <w:jc w:val="right"/>
+              <w:jc w:val="start"/>
               <w:bidi w:val="1"/>
             </w:pPr>
             <w:r>
@@ -12517,7 +12517,7 @@
           </w:tcPr>
           <w:p>
             <w:pPr>
-              <w:jc w:val="right"/>
+              <w:jc w:val="start"/>
               <w:bidi w:val="1"/>
             </w:pPr>
             <w:r>
@@ -12547,7 +12547,7 @@
           </w:tcPr>
           <w:p>
             <w:pPr>
-              <w:jc w:val="right"/>
+              <w:jc w:val="start"/>
               <w:bidi w:val="1"/>
             </w:pPr>
             <w:r>
@@ -12578,7 +12578,7 @@
           </w:tcPr>
           <w:p>
             <w:pPr>
-              <w:jc w:val="right"/>
+              <w:jc w:val="start"/>
               <w:bidi w:val="1"/>
             </w:pPr>
             <w:r>
@@ -12607,7 +12607,7 @@
           </w:tcPr>
           <w:p>
             <w:pPr>
-              <w:jc w:val="right"/>
+              <w:jc w:val="start"/>
               <w:bidi w:val="1"/>
             </w:pPr>
             <w:r>
@@ -12636,7 +12636,7 @@
           </w:tcPr>
           <w:p>
             <w:pPr>
-              <w:jc w:val="right"/>
+              <w:jc w:val="start"/>
               <w:bidi w:val="1"/>
             </w:pPr>
             <w:r>
@@ -12668,7 +12668,7 @@
           </w:tcPr>
           <w:p>
             <w:pPr>
-              <w:jc w:val="right"/>
+              <w:jc w:val="start"/>
               <w:bidi w:val="1"/>
             </w:pPr>
             <w:r>
@@ -12698,7 +12698,7 @@
           </w:tcPr>
           <w:p>
             <w:pPr>
-              <w:jc w:val="right"/>
+              <w:jc w:val="start"/>
               <w:bidi w:val="1"/>
             </w:pPr>
             <w:r>
@@ -12728,7 +12728,7 @@
           </w:tcPr>
           <w:p>
             <w:pPr>
-              <w:jc w:val="right"/>
+              <w:jc w:val="start"/>
               <w:bidi w:val="1"/>
             </w:pPr>
             <w:r>
@@ -12759,7 +12759,7 @@
           </w:tcPr>
           <w:p>
             <w:pPr>
-              <w:jc w:val="right"/>
+              <w:jc w:val="start"/>
               <w:bidi w:val="1"/>
             </w:pPr>
             <w:r>
@@ -12788,7 +12788,7 @@
           </w:tcPr>
           <w:p>
             <w:pPr>
-              <w:jc w:val="right"/>
+              <w:jc w:val="start"/>
               <w:bidi w:val="1"/>
             </w:pPr>
             <w:r>
@@ -12817,7 +12817,7 @@
           </w:tcPr>
           <w:p>
             <w:pPr>
-              <w:jc w:val="right"/>
+              <w:jc w:val="start"/>
               <w:bidi w:val="1"/>
             </w:pPr>
             <w:r>
@@ -12849,7 +12849,7 @@
           </w:tcPr>
           <w:p>
             <w:pPr>
-              <w:jc w:val="right"/>
+              <w:jc w:val="start"/>
               <w:bidi w:val="1"/>
             </w:pPr>
             <w:r>
@@ -12879,7 +12879,7 @@
           </w:tcPr>
           <w:p>
             <w:pPr>
-              <w:jc w:val="right"/>
+              <w:jc w:val="start"/>
               <w:bidi w:val="1"/>
             </w:pPr>
             <w:r>
@@ -12909,7 +12909,7 @@
           </w:tcPr>
           <w:p>
             <w:pPr>
-              <w:jc w:val="right"/>
+              <w:jc w:val="start"/>
               <w:bidi w:val="1"/>
             </w:pPr>
             <w:r>
@@ -12940,7 +12940,7 @@
           </w:tcPr>
           <w:p>
             <w:pPr>
-              <w:jc w:val="right"/>
+              <w:jc w:val="start"/>
               <w:bidi w:val="1"/>
             </w:pPr>
             <w:r>
@@ -12969,7 +12969,7 @@
           </w:tcPr>
           <w:p>
             <w:pPr>
-              <w:jc w:val="right"/>
+              <w:jc w:val="start"/>
               <w:bidi w:val="1"/>
             </w:pPr>
             <w:r>
@@ -12998,7 +12998,7 @@
           </w:tcPr>
           <w:p>
             <w:pPr>
-              <w:jc w:val="right"/>
+              <w:jc w:val="start"/>
               <w:bidi w:val="1"/>
             </w:pPr>
             <w:r>
@@ -13030,7 +13030,7 @@
           </w:tcPr>
           <w:p>
             <w:pPr>
-              <w:jc w:val="right"/>
+              <w:jc w:val="start"/>
               <w:bidi w:val="1"/>
             </w:pPr>
             <w:r>
@@ -13060,7 +13060,7 @@
           </w:tcPr>
           <w:p>
             <w:pPr>
-              <w:jc w:val="right"/>
+              <w:jc w:val="start"/>
               <w:bidi w:val="1"/>
             </w:pPr>
             <w:r>
@@ -13090,7 +13090,7 @@
           </w:tcPr>
           <w:p>
             <w:pPr>
-              <w:jc w:val="right"/>
+              <w:jc w:val="start"/>
               <w:bidi w:val="1"/>
             </w:pPr>
             <w:r>
@@ -13121,7 +13121,7 @@
           </w:tcPr>
           <w:p>
             <w:pPr>
-              <w:jc w:val="right"/>
+              <w:jc w:val="start"/>
               <w:bidi w:val="1"/>
             </w:pPr>
             <w:r>
@@ -13150,7 +13150,7 @@
           </w:tcPr>
           <w:p>
             <w:pPr>
-              <w:jc w:val="right"/>
+              <w:jc w:val="start"/>
               <w:bidi w:val="1"/>
             </w:pPr>
             <w:r>
@@ -13179,7 +13179,7 @@
           </w:tcPr>
           <w:p>
             <w:pPr>
-              <w:jc w:val="right"/>
+              <w:jc w:val="start"/>
               <w:bidi w:val="1"/>
             </w:pPr>
             <w:r>
@@ -13211,7 +13211,7 @@
           </w:tcPr>
           <w:p>
             <w:pPr>
-              <w:jc w:val="right"/>
+              <w:jc w:val="start"/>
               <w:bidi w:val="1"/>
             </w:pPr>
             <w:r>
@@ -13241,7 +13241,7 @@
           </w:tcPr>
           <w:p>
             <w:pPr>
-              <w:jc w:val="right"/>
+              <w:jc w:val="start"/>
               <w:bidi w:val="1"/>
             </w:pPr>
             <w:r>
@@ -13271,7 +13271,7 @@
           </w:tcPr>
           <w:p>
             <w:pPr>
-              <w:jc w:val="right"/>
+              <w:jc w:val="start"/>
               <w:bidi w:val="1"/>
             </w:pPr>
             <w:r>
@@ -13302,7 +13302,7 @@
           </w:tcPr>
           <w:p>
             <w:pPr>
-              <w:jc w:val="right"/>
+              <w:jc w:val="start"/>
               <w:bidi w:val="1"/>
             </w:pPr>
             <w:r>
@@ -13331,7 +13331,7 @@
           </w:tcPr>
           <w:p>
             <w:pPr>
-              <w:jc w:val="right"/>
+              <w:jc w:val="start"/>
               <w:bidi w:val="1"/>
             </w:pPr>
             <w:r>
@@ -13360,7 +13360,7 @@
           </w:tcPr>
           <w:p>
             <w:pPr>
-              <w:jc w:val="right"/>
+              <w:jc w:val="start"/>
               <w:bidi w:val="1"/>
             </w:pPr>
             <w:r>
@@ -13392,7 +13392,7 @@
       <w:pPr>
         <w:pStyle w:val="Heading1"/>
         <w:spacing w:before="240" w:after="140"/>
-        <w:jc w:val="right"/>
+        <w:jc w:val="start"/>
         <w:keepNext/>
         <w:bidi w:val="1"/>
       </w:pPr>
@@ -13411,7 +13411,7 @@
     <w:p>
       <w:pPr>
         <w:spacing w:after="100" w:line="324" w:lineRule="auto"/>
-        <w:jc w:val="right"/>
+        <w:jc w:val="start"/>
         <w:bidi w:val="1"/>
       </w:pPr>
       <w:r>
@@ -13427,7 +13427,7 @@
     <w:p>
       <w:pPr>
         <w:spacing w:after="160"/>
-        <w:jc w:val="right"/>
+        <w:jc w:val="start"/>
         <w:bidi w:val="1"/>
       </w:pPr>
       <w:r>
@@ -13456,7 +13456,7 @@
     <w:p>
       <w:pPr>
         <w:spacing w:after="40"/>
-        <w:jc w:val="right"/>
+        <w:jc w:val="start"/>
         <w:bidi w:val="1"/>
       </w:pPr>
       <w:r>
@@ -13474,7 +13474,7 @@
     <w:p>
       <w:pPr>
         <w:spacing w:after="160"/>
-        <w:jc w:val="right"/>
+        <w:jc w:val="start"/>
         <w:bidi w:val="1"/>
       </w:pPr>
       <w:r>
@@ -13503,7 +13503,7 @@
     <w:p>
       <w:pPr>
         <w:spacing w:after="40"/>
-        <w:jc w:val="right"/>
+        <w:jc w:val="start"/>
         <w:bidi w:val="1"/>
       </w:pPr>
       <w:r>
@@ -13521,7 +13521,7 @@
     <w:p>
       <w:pPr>
         <w:spacing w:after="160"/>
-        <w:jc w:val="right"/>
+        <w:jc w:val="start"/>
         <w:bidi w:val="1"/>
       </w:pPr>
       <w:r>
@@ -13550,7 +13550,7 @@
     <w:p>
       <w:pPr>
         <w:spacing w:after="40"/>
-        <w:jc w:val="right"/>
+        <w:jc w:val="start"/>
         <w:bidi w:val="1"/>
       </w:pPr>
       <w:r>
@@ -13568,7 +13568,7 @@
     <w:p>
       <w:pPr>
         <w:spacing w:after="160"/>
-        <w:jc w:val="right"/>
+        <w:jc w:val="start"/>
         <w:bidi w:val="1"/>
       </w:pPr>
       <w:r>
@@ -13597,7 +13597,7 @@
     <w:p>
       <w:pPr>
         <w:spacing w:after="40"/>
-        <w:jc w:val="right"/>
+        <w:jc w:val="start"/>
         <w:bidi w:val="1"/>
       </w:pPr>
       <w:r>
@@ -13615,7 +13615,7 @@
     <w:p>
       <w:pPr>
         <w:spacing w:after="160"/>
-        <w:jc w:val="right"/>
+        <w:jc w:val="start"/>
         <w:bidi w:val="1"/>
       </w:pPr>
       <w:r>
@@ -13644,7 +13644,7 @@
     <w:p>
       <w:pPr>
         <w:spacing w:after="40"/>
-        <w:jc w:val="right"/>
+        <w:jc w:val="start"/>
         <w:bidi w:val="1"/>
       </w:pPr>
       <w:r>
@@ -13662,7 +13662,7 @@
     <w:p>
       <w:pPr>
         <w:spacing w:after="160"/>
-        <w:jc w:val="right"/>
+        <w:jc w:val="start"/>
         <w:bidi w:val="1"/>
       </w:pPr>
       <w:r>
@@ -13691,7 +13691,7 @@
     <w:p>
       <w:pPr>
         <w:spacing w:after="40"/>
-        <w:jc w:val="right"/>
+        <w:jc w:val="start"/>
         <w:bidi w:val="1"/>
       </w:pPr>
       <w:r>
@@ -13709,7 +13709,7 @@
     <w:p>
       <w:pPr>
         <w:spacing w:after="160"/>
-        <w:jc w:val="right"/>
+        <w:jc w:val="start"/>
         <w:bidi w:val="1"/>
       </w:pPr>
       <w:r>
@@ -13738,7 +13738,7 @@
     <w:p>
       <w:pPr>
         <w:spacing w:after="40"/>
-        <w:jc w:val="right"/>
+        <w:jc w:val="start"/>
         <w:bidi w:val="1"/>
       </w:pPr>
       <w:r>
@@ -13756,7 +13756,7 @@
     <w:p>
       <w:pPr>
         <w:spacing w:after="160"/>
-        <w:jc w:val="right"/>
+        <w:jc w:val="start"/>
         <w:bidi w:val="1"/>
       </w:pPr>
       <w:r>
@@ -13785,7 +13785,7 @@
     <w:p>
       <w:pPr>
         <w:spacing w:after="40"/>
-        <w:jc w:val="right"/>
+        <w:jc w:val="start"/>
         <w:bidi w:val="1"/>
       </w:pPr>
       <w:r>
@@ -13803,7 +13803,7 @@
     <w:p>
       <w:pPr>
         <w:spacing w:after="160"/>
-        <w:jc w:val="right"/>
+        <w:jc w:val="start"/>
         <w:bidi w:val="1"/>
       </w:pPr>
       <w:r>
@@ -13832,7 +13832,7 @@
     <w:p>
       <w:pPr>
         <w:spacing w:after="40"/>
-        <w:jc w:val="right"/>
+        <w:jc w:val="start"/>
         <w:bidi w:val="1"/>
       </w:pPr>
       <w:r>
@@ -13850,7 +13850,7 @@
     <w:p>
       <w:pPr>
         <w:spacing w:after="160"/>
-        <w:jc w:val="right"/>
+        <w:jc w:val="start"/>
         <w:bidi w:val="1"/>
       </w:pPr>
       <w:r>
@@ -13879,7 +13879,7 @@
     <w:p>
       <w:pPr>
         <w:spacing w:after="40"/>
-        <w:jc w:val="right"/>
+        <w:jc w:val="start"/>
         <w:bidi w:val="1"/>
       </w:pPr>
       <w:r>
@@ -13897,7 +13897,7 @@
     <w:p>
       <w:pPr>
         <w:spacing w:after="160"/>
-        <w:jc w:val="right"/>
+        <w:jc w:val="start"/>
         <w:bidi w:val="1"/>
       </w:pPr>
       <w:r>
@@ -13926,7 +13926,7 @@
     <w:p>
       <w:pPr>
         <w:spacing w:after="40"/>
-        <w:jc w:val="right"/>
+        <w:jc w:val="start"/>
         <w:bidi w:val="1"/>
       </w:pPr>
       <w:r>
@@ -13944,7 +13944,7 @@
     <w:p>
       <w:pPr>
         <w:spacing w:after="160"/>
-        <w:jc w:val="right"/>
+        <w:jc w:val="start"/>
         <w:bidi w:val="1"/>
       </w:pPr>
       <w:r>
@@ -13973,7 +13973,7 @@
     <w:p>
       <w:pPr>
         <w:spacing w:after="40"/>
-        <w:jc w:val="right"/>
+        <w:jc w:val="start"/>
         <w:bidi w:val="1"/>
       </w:pPr>
       <w:r>
@@ -13991,7 +13991,7 @@
     <w:p>
       <w:pPr>
         <w:spacing w:after="160"/>
-        <w:jc w:val="right"/>
+        <w:jc w:val="start"/>
         <w:bidi w:val="1"/>
       </w:pPr>
       <w:r>
@@ -14020,7 +14020,7 @@
     <w:p>
       <w:pPr>
         <w:spacing w:after="40"/>
-        <w:jc w:val="right"/>
+        <w:jc w:val="start"/>
         <w:bidi w:val="1"/>
       </w:pPr>
       <w:r>
@@ -14038,7 +14038,7 @@
     <w:p>
       <w:pPr>
         <w:spacing w:after="160"/>
-        <w:jc w:val="right"/>
+        <w:jc w:val="start"/>
         <w:bidi w:val="1"/>
       </w:pPr>
       <w:r>
@@ -14067,7 +14067,7 @@
     <w:p>
       <w:pPr>
         <w:spacing w:after="40"/>
-        <w:jc w:val="right"/>
+        <w:jc w:val="start"/>
         <w:bidi w:val="1"/>
       </w:pPr>
       <w:r>
@@ -14085,7 +14085,7 @@
     <w:p>
       <w:pPr>
         <w:spacing w:after="160"/>
-        <w:jc w:val="right"/>
+        <w:jc w:val="start"/>
         <w:bidi w:val="1"/>
       </w:pPr>
       <w:r>
@@ -14114,7 +14114,7 @@
     <w:p>
       <w:pPr>
         <w:spacing w:after="40"/>
-        <w:jc w:val="right"/>
+        <w:jc w:val="start"/>
         <w:bidi w:val="1"/>
       </w:pPr>
       <w:r>
@@ -14132,7 +14132,7 @@
     <w:p>
       <w:pPr>
         <w:spacing w:after="160"/>
-        <w:jc w:val="right"/>
+        <w:jc w:val="start"/>
         <w:bidi w:val="1"/>
       </w:pPr>
       <w:r>
@@ -14161,7 +14161,7 @@
     <w:p>
       <w:pPr>
         <w:spacing w:after="40"/>
-        <w:jc w:val="right"/>
+        <w:jc w:val="start"/>
         <w:bidi w:val="1"/>
       </w:pPr>
       <w:r>
@@ -14179,7 +14179,7 @@
     <w:p>
       <w:pPr>
         <w:spacing w:after="160"/>
-        <w:jc w:val="right"/>
+        <w:jc w:val="start"/>
         <w:bidi w:val="1"/>
       </w:pPr>
       <w:r>
@@ -14208,7 +14208,7 @@
     <w:p>
       <w:pPr>
         <w:spacing w:after="40"/>
-        <w:jc w:val="right"/>
+        <w:jc w:val="start"/>
         <w:bidi w:val="1"/>
       </w:pPr>
       <w:r>
@@ -14226,7 +14226,7 @@
     <w:p>
       <w:pPr>
         <w:spacing w:after="160"/>
-        <w:jc w:val="right"/>
+        <w:jc w:val="start"/>
         <w:bidi w:val="1"/>
       </w:pPr>
       <w:r>
@@ -14255,7 +14255,7 @@
     <w:p>
       <w:pPr>
         <w:spacing w:after="40"/>
-        <w:jc w:val="right"/>
+        <w:jc w:val="start"/>
         <w:bidi w:val="1"/>
       </w:pPr>
       <w:r>
@@ -14273,7 +14273,7 @@
     <w:p>
       <w:pPr>
         <w:spacing w:after="160"/>
-        <w:jc w:val="right"/>
+        <w:jc w:val="start"/>
         <w:bidi w:val="1"/>
       </w:pPr>
       <w:r>
@@ -14302,7 +14302,7 @@
     <w:p>
       <w:pPr>
         <w:spacing w:after="40"/>
-        <w:jc w:val="right"/>
+        <w:jc w:val="start"/>
         <w:bidi w:val="1"/>
       </w:pPr>
       <w:r>
@@ -14320,7 +14320,7 @@
     <w:p>
       <w:pPr>
         <w:spacing w:after="160"/>
-        <w:jc w:val="right"/>
+        <w:jc w:val="start"/>
         <w:bidi w:val="1"/>
       </w:pPr>
       <w:r>
@@ -14349,7 +14349,7 @@
     <w:p>
       <w:pPr>
         <w:spacing w:after="40"/>
-        <w:jc w:val="right"/>
+        <w:jc w:val="start"/>
         <w:bidi w:val="1"/>
       </w:pPr>
       <w:r>
@@ -14367,7 +14367,7 @@
     <w:p>
       <w:pPr>
         <w:spacing w:after="160"/>
-        <w:jc w:val="right"/>
+        <w:jc w:val="start"/>
         <w:bidi w:val="1"/>
       </w:pPr>
       <w:r>
@@ -14396,7 +14396,7 @@
     <w:p>
       <w:pPr>
         <w:spacing w:after="40"/>
-        <w:jc w:val="right"/>
+        <w:jc w:val="start"/>
         <w:bidi w:val="1"/>
       </w:pPr>
       <w:r>
@@ -14414,7 +14414,7 @@
     <w:p>
       <w:pPr>
         <w:spacing w:after="160"/>
-        <w:jc w:val="right"/>
+        <w:jc w:val="start"/>
         <w:bidi w:val="1"/>
       </w:pPr>
       <w:r>
@@ -14443,7 +14443,7 @@
     <w:p>
       <w:pPr>
         <w:spacing w:after="40"/>
-        <w:jc w:val="right"/>
+        <w:jc w:val="start"/>
         <w:bidi w:val="1"/>
       </w:pPr>
       <w:r>
@@ -14461,7 +14461,7 @@
     <w:p>
       <w:pPr>
         <w:spacing w:after="160"/>
-        <w:jc w:val="right"/>
+        <w:jc w:val="start"/>
         <w:bidi w:val="1"/>
       </w:pPr>
       <w:r>
@@ -14490,7 +14490,7 @@
     <w:p>
       <w:pPr>
         <w:spacing w:after="40"/>
-        <w:jc w:val="right"/>
+        <w:jc w:val="start"/>
         <w:bidi w:val="1"/>
       </w:pPr>
       <w:r>
@@ -14508,7 +14508,7 @@
     <w:p>
       <w:pPr>
         <w:spacing w:after="160"/>
-        <w:jc w:val="right"/>
+        <w:jc w:val="start"/>
         <w:bidi w:val="1"/>
       </w:pPr>
       <w:r>
@@ -14537,7 +14537,7 @@
     <w:p>
       <w:pPr>
         <w:spacing w:after="40"/>
-        <w:jc w:val="right"/>
+        <w:jc w:val="start"/>
         <w:bidi w:val="1"/>
       </w:pPr>
       <w:r>
@@ -14555,7 +14555,7 @@
     <w:p>
       <w:pPr>
         <w:spacing w:after="160"/>
-        <w:jc w:val="right"/>
+        <w:jc w:val="start"/>
         <w:bidi w:val="1"/>
       </w:pPr>
       <w:r>
@@ -14584,7 +14584,7 @@
     <w:p>
       <w:pPr>
         <w:spacing w:after="40"/>
-        <w:jc w:val="right"/>
+        <w:jc w:val="start"/>
         <w:bidi w:val="1"/>
       </w:pPr>
       <w:r>
@@ -14602,7 +14602,7 @@
     <w:p>
       <w:pPr>
         <w:spacing w:after="160"/>
-        <w:jc w:val="right"/>
+        <w:jc w:val="start"/>
         <w:bidi w:val="1"/>
       </w:pPr>
       <w:r>
@@ -14631,7 +14631,7 @@
     <w:p>
       <w:pPr>
         <w:spacing w:after="40"/>
-        <w:jc w:val="right"/>
+        <w:jc w:val="start"/>
         <w:bidi w:val="1"/>
       </w:pPr>
       <w:r>
@@ -14649,7 +14649,7 @@
     <w:p>
       <w:pPr>
         <w:spacing w:after="160"/>
-        <w:jc w:val="right"/>
+        <w:jc w:val="start"/>
         <w:bidi w:val="1"/>
       </w:pPr>
       <w:r>
@@ -14678,7 +14678,7 @@
     <w:p>
       <w:pPr>
         <w:spacing w:after="40"/>
-        <w:jc w:val="right"/>
+        <w:jc w:val="start"/>
         <w:bidi w:val="1"/>
       </w:pPr>
       <w:r>
@@ -14696,7 +14696,7 @@
     <w:p>
       <w:pPr>
         <w:spacing w:after="160"/>
-        <w:jc w:val="right"/>
+        <w:jc w:val="start"/>
         <w:bidi w:val="1"/>
       </w:pPr>
       <w:r>
@@ -14725,7 +14725,7 @@
     <w:p>
       <w:pPr>
         <w:spacing w:after="40"/>
-        <w:jc w:val="right"/>
+        <w:jc w:val="start"/>
         <w:bidi w:val="1"/>
       </w:pPr>
       <w:r>
@@ -14743,7 +14743,7 @@
     <w:p>
       <w:pPr>
         <w:spacing w:after="160"/>
-        <w:jc w:val="right"/>
+        <w:jc w:val="start"/>
         <w:bidi w:val="1"/>
       </w:pPr>
       <w:r>
@@ -14772,7 +14772,7 @@
     <w:p>
       <w:pPr>
         <w:spacing w:after="40"/>
-        <w:jc w:val="right"/>
+        <w:jc w:val="start"/>
         <w:bidi w:val="1"/>
       </w:pPr>
       <w:r>
@@ -14790,7 +14790,7 @@
     <w:p>
       <w:pPr>
         <w:spacing w:after="160"/>
-        <w:jc w:val="right"/>
+        <w:jc w:val="start"/>
         <w:bidi w:val="1"/>
       </w:pPr>
       <w:r>
@@ -14819,7 +14819,7 @@
     <w:p>
       <w:pPr>
         <w:spacing w:after="40"/>
-        <w:jc w:val="right"/>
+        <w:jc w:val="start"/>
         <w:bidi w:val="1"/>
       </w:pPr>
       <w:r>
@@ -14837,7 +14837,7 @@
     <w:p>
       <w:pPr>
         <w:spacing w:after="160"/>
-        <w:jc w:val="right"/>
+        <w:jc w:val="start"/>
         <w:bidi w:val="1"/>
       </w:pPr>
       <w:r>
@@ -14866,7 +14866,7 @@
     <w:p>
       <w:pPr>
         <w:spacing w:after="40"/>
-        <w:jc w:val="right"/>
+        <w:jc w:val="start"/>
         <w:bidi w:val="1"/>
       </w:pPr>
       <w:r>
@@ -14884,7 +14884,7 @@
     <w:p>
       <w:pPr>
         <w:spacing w:after="160"/>
-        <w:jc w:val="right"/>
+        <w:jc w:val="start"/>
         <w:bidi w:val="1"/>
       </w:pPr>
       <w:r>
@@ -14913,7 +14913,7 @@
     <w:p>
       <w:pPr>
         <w:spacing w:after="40"/>
-        <w:jc w:val="right"/>
+        <w:jc w:val="start"/>
         <w:bidi w:val="1"/>
       </w:pPr>
       <w:r>
@@ -14931,7 +14931,7 @@
     <w:p>
       <w:pPr>
         <w:spacing w:after="160"/>
-        <w:jc w:val="right"/>
+        <w:jc w:val="start"/>
         <w:bidi w:val="1"/>
       </w:pPr>
       <w:r>
@@ -14960,7 +14960,7 @@
     <w:p>
       <w:pPr>
         <w:spacing w:after="40"/>
-        <w:jc w:val="right"/>
+        <w:jc w:val="start"/>
         <w:bidi w:val="1"/>
       </w:pPr>
       <w:r>
@@ -14978,7 +14978,7 @@
     <w:p>
       <w:pPr>
         <w:spacing w:after="160"/>
-        <w:jc w:val="right"/>
+        <w:jc w:val="start"/>
         <w:bidi w:val="1"/>
       </w:pPr>
       <w:r>
@@ -15007,7 +15007,7 @@
     <w:p>
       <w:pPr>
         <w:spacing w:after="40"/>
-        <w:jc w:val="right"/>
+        <w:jc w:val="start"/>
         <w:bidi w:val="1"/>
       </w:pPr>
       <w:r>
@@ -15025,7 +15025,7 @@
     <w:p>
       <w:pPr>
         <w:spacing w:after="160"/>
-        <w:jc w:val="right"/>
+        <w:jc w:val="start"/>
         <w:bidi w:val="1"/>
       </w:pPr>
       <w:r>
@@ -15054,7 +15054,7 @@
     <w:p>
       <w:pPr>
         <w:spacing w:after="40"/>
-        <w:jc w:val="right"/>
+        <w:jc w:val="start"/>
         <w:bidi w:val="1"/>
       </w:pPr>
       <w:r>
@@ -15072,7 +15072,7 @@
     <w:p>
       <w:pPr>
         <w:spacing w:after="160"/>
-        <w:jc w:val="right"/>
+        <w:jc w:val="start"/>
         <w:bidi w:val="1"/>
       </w:pPr>
       <w:r>
@@ -15101,7 +15101,7 @@
     <w:p>
       <w:pPr>
         <w:spacing w:after="40"/>
-        <w:jc w:val="right"/>
+        <w:jc w:val="start"/>
         <w:bidi w:val="1"/>
       </w:pPr>
       <w:r>
@@ -15119,7 +15119,7 @@
     <w:p>
       <w:pPr>
         <w:spacing w:after="160"/>
-        <w:jc w:val="right"/>
+        <w:jc w:val="start"/>
         <w:bidi w:val="1"/>
       </w:pPr>
       <w:r>
@@ -15148,7 +15148,7 @@
     <w:p>
       <w:pPr>
         <w:spacing w:after="40"/>
-        <w:jc w:val="right"/>
+        <w:jc w:val="start"/>
         <w:bidi w:val="1"/>
       </w:pPr>
       <w:r>
@@ -15166,7 +15166,7 @@
     <w:p>
       <w:pPr>
         <w:spacing w:after="160"/>
-        <w:jc w:val="right"/>
+        <w:jc w:val="start"/>
         <w:bidi w:val="1"/>
       </w:pPr>
       <w:r>
@@ -15195,7 +15195,7 @@
     <w:p>
       <w:pPr>
         <w:spacing w:after="40"/>
-        <w:jc w:val="right"/>
+        <w:jc w:val="start"/>
         <w:bidi w:val="1"/>
       </w:pPr>
       <w:r>
@@ -15213,7 +15213,7 @@
     <w:p>
       <w:pPr>
         <w:spacing w:after="160"/>
-        <w:jc w:val="right"/>
+        <w:jc w:val="start"/>
         <w:bidi w:val="1"/>
       </w:pPr>
       <w:r>
@@ -15242,7 +15242,7 @@
     <w:p>
       <w:pPr>
         <w:spacing w:after="40"/>
-        <w:jc w:val="right"/>
+        <w:jc w:val="start"/>
         <w:bidi w:val="1"/>
       </w:pPr>
       <w:r>
@@ -15260,7 +15260,7 @@
     <w:p>
       <w:pPr>
         <w:spacing w:after="160"/>
-        <w:jc w:val="right"/>
+        <w:jc w:val="start"/>
         <w:bidi w:val="1"/>
       </w:pPr>
       <w:r>
@@ -15289,7 +15289,7 @@
     <w:p>
       <w:pPr>
         <w:spacing w:after="40"/>
-        <w:jc w:val="right"/>
+        <w:jc w:val="start"/>
         <w:bidi w:val="1"/>
       </w:pPr>
       <w:r>
@@ -15307,7 +15307,7 @@
     <w:p>
       <w:pPr>
         <w:spacing w:after="160"/>
-        <w:jc w:val="right"/>
+        <w:jc w:val="start"/>
         <w:bidi w:val="1"/>
       </w:pPr>
       <w:r>
@@ -15336,7 +15336,7 @@
     <w:p>
       <w:pPr>
         <w:spacing w:after="40"/>
-        <w:jc w:val="right"/>
+        <w:jc w:val="start"/>
         <w:bidi w:val="1"/>
       </w:pPr>
       <w:r>
@@ -15354,7 +15354,7 @@
     <w:p>
       <w:pPr>
         <w:spacing w:after="160"/>
-        <w:jc w:val="right"/>
+        <w:jc w:val="start"/>
         <w:bidi w:val="1"/>
       </w:pPr>
       <w:r>
@@ -15383,7 +15383,7 @@
     <w:p>
       <w:pPr>
         <w:spacing w:after="40"/>
-        <w:jc w:val="right"/>
+        <w:jc w:val="start"/>
         <w:bidi w:val="1"/>
       </w:pPr>
       <w:r>
@@ -15401,7 +15401,7 @@
     <w:p>
       <w:pPr>
         <w:spacing w:after="160"/>
-        <w:jc w:val="right"/>
+        <w:jc w:val="start"/>
         <w:bidi w:val="1"/>
       </w:pPr>
       <w:r>
@@ -15430,7 +15430,7 @@
     <w:p>
       <w:pPr>
         <w:spacing w:after="40"/>
-        <w:jc w:val="right"/>
+        <w:jc w:val="start"/>
         <w:bidi w:val="1"/>
       </w:pPr>
       <w:r>
@@ -15448,7 +15448,7 @@
     <w:p>
       <w:pPr>
         <w:spacing w:after="160"/>
-        <w:jc w:val="right"/>
+        <w:jc w:val="start"/>
         <w:bidi w:val="1"/>
       </w:pPr>
       <w:r>
@@ -15477,7 +15477,7 @@
     <w:p>
       <w:pPr>
         <w:spacing w:after="40"/>
-        <w:jc w:val="right"/>
+        <w:jc w:val="start"/>
         <w:bidi w:val="1"/>
       </w:pPr>
       <w:r>
@@ -15495,7 +15495,7 @@
     <w:p>
       <w:pPr>
         <w:spacing w:after="160"/>
-        <w:jc w:val="right"/>
+        <w:jc w:val="start"/>
         <w:bidi w:val="1"/>
       </w:pPr>
       <w:r>
@@ -15524,7 +15524,7 @@
     <w:p>
       <w:pPr>
         <w:spacing w:after="40"/>
-        <w:jc w:val="right"/>
+        <w:jc w:val="start"/>
         <w:bidi w:val="1"/>
       </w:pPr>
       <w:r>
@@ -15542,7 +15542,7 @@
     <w:p>
       <w:pPr>
         <w:spacing w:after="160"/>
-        <w:jc w:val="right"/>
+        <w:jc w:val="start"/>
         <w:bidi w:val="1"/>
       </w:pPr>
       <w:r>
@@ -15571,7 +15571,7 @@
     <w:p>
       <w:pPr>
         <w:spacing w:after="40"/>
-        <w:jc w:val="right"/>
+        <w:jc w:val="start"/>
         <w:bidi w:val="1"/>
       </w:pPr>
       <w:r>
@@ -15589,7 +15589,7 @@
     <w:p>
       <w:pPr>
         <w:spacing w:after="160"/>
-        <w:jc w:val="right"/>
+        <w:jc w:val="start"/>
         <w:bidi w:val="1"/>
       </w:pPr>
       <w:r>
@@ -15618,7 +15618,7 @@
     <w:p>
       <w:pPr>
         <w:spacing w:after="40"/>
-        <w:jc w:val="right"/>
+        <w:jc w:val="start"/>
         <w:bidi w:val="1"/>
       </w:pPr>
       <w:r>
@@ -15636,7 +15636,7 @@
     <w:p>
       <w:pPr>
         <w:spacing w:after="160"/>
-        <w:jc w:val="right"/>
+        <w:jc w:val="start"/>
         <w:bidi w:val="1"/>
       </w:pPr>
       <w:r>
@@ -15665,7 +15665,7 @@
     <w:p>
       <w:pPr>
         <w:spacing w:after="40"/>
-        <w:jc w:val="right"/>
+        <w:jc w:val="start"/>
         <w:bidi w:val="1"/>
       </w:pPr>
       <w:r>
@@ -15689,7 +15689,7 @@
       <w:pPr>
         <w:pStyle w:val="Heading1"/>
         <w:spacing w:before="240" w:after="140"/>
-        <w:jc w:val="right"/>
+        <w:jc w:val="start"/>
         <w:keepNext/>
         <w:bidi w:val="1"/>
       </w:pPr>
@@ -15708,7 +15708,7 @@
     <w:p>
       <w:pPr>
         <w:spacing w:after="100" w:line="324" w:lineRule="auto"/>
-        <w:jc w:val="right"/>
+        <w:jc w:val="start"/>
         <w:bidi w:val="1"/>
       </w:pPr>
       <w:r>
@@ -15753,7 +15753,7 @@
           </w:tcPr>
           <w:p>
             <w:pPr>
-              <w:jc w:val="right"/>
+              <w:jc w:val="start"/>
               <w:bidi w:val="1"/>
             </w:pPr>
             <w:r>
@@ -15770,7 +15770,7 @@
           </w:p>
           <w:p>
             <w:pPr>
-              <w:jc w:val="right"/>
+              <w:jc w:val="start"/>
               <w:bidi w:val="1"/>
             </w:pPr>
             <w:r>
@@ -15796,7 +15796,7 @@
     <w:p>
       <w:pPr>
         <w:spacing w:after="160" w:line="324" w:lineRule="auto"/>
-        <w:jc w:val="right"/>
+        <w:jc w:val="start"/>
         <w:bidi w:val="1"/>
       </w:pPr>
       <w:r>
@@ -15814,7 +15814,7 @@
     <w:p>
       <w:pPr>
         <w:spacing w:after="100" w:line="324" w:lineRule="auto"/>
-        <w:jc w:val="right"/>
+        <w:jc w:val="start"/>
         <w:bidi w:val="1"/>
       </w:pPr>
       <w:r>
@@ -15846,7 +15846,7 @@
   <w:p>
     <w:pPr>
       <w:pStyle w:val="Footer"/>
-      <w:jc w:val="right"/>
+      <w:jc w:val="start"/>
       <w:bidi w:val="1"/>
     </w:pPr>
     <w:r>
@@ -15879,7 +15879,7 @@
     <w:pPr>
       <w:pStyle w:val="Header"/>
       <w:spacing w:after="40"/>
-      <w:jc w:val="right"/>
+      <w:jc w:val="start"/>
       <w:bidi w:val="1"/>
     </w:pPr>
     <w:r>
